--- a/Report Testing.docx
+++ b/Report Testing.docx
@@ -16,14 +16,25 @@
       </w:pPr>
       <w:r>
         <w:rPr>
-          <w:rFonts w:ascii="Times New Roman" w:hAnsi="Times New Roman" w:cs="Times New Roman" w:hint="eastAsia"/>
+          <w:rFonts w:ascii="Times New Roman" w:hAnsi="Times New Roman" w:cs="Times New Roman"/>
           <w:b/>
           <w:bCs/>
           <w:sz w:val="22"/>
           <w:szCs w:val="22"/>
         </w:rPr>
-        <w:t>5</w:t>
-      </w:r>
+        <w:t>5. Testing and Quality Assurance</w:t>
+      </w:r>
+    </w:p>
+    <w:p>
+      <w:pPr>
+        <w:spacing w:line="240" w:lineRule="auto"/>
+        <w:contextualSpacing/>
+        <w:rPr>
+          <w:rFonts w:ascii="Times New Roman" w:hAnsi="Times New Roman" w:cs="Times New Roman"/>
+          <w:sz w:val="22"/>
+          <w:szCs w:val="22"/>
+        </w:rPr>
+      </w:pPr>
       <w:r>
         <w:rPr>
           <w:rFonts w:ascii="Times New Roman" w:hAnsi="Times New Roman" w:cs="Times New Roman"/>
@@ -32,7 +43,53 @@
           <w:sz w:val="22"/>
           <w:szCs w:val="22"/>
         </w:rPr>
-        <w:t>. Testing and Quality Assurance</w:t>
+        <w:t>5.1 Strategy and Coverage Results</w:t>
+      </w:r>
+      <w:r>
+        <w:rPr>
+          <w:rFonts w:ascii="Times New Roman" w:hAnsi="Times New Roman" w:cs="Times New Roman"/>
+          <w:sz w:val="22"/>
+          <w:szCs w:val="22"/>
+        </w:rPr>
+        <w:t xml:space="preserve"> To ensure the reliability, security, and performance of the Dublin Bikes backend architecture, we implemented a robust automated testing strategy. Built using </w:t>
+      </w:r>
+      <w:proofErr w:type="spellStart"/>
+      <w:r>
+        <w:rPr>
+          <w:rFonts w:ascii="Times New Roman" w:hAnsi="Times New Roman" w:cs="Times New Roman"/>
+          <w:b/>
+          <w:bCs/>
+          <w:sz w:val="22"/>
+          <w:szCs w:val="22"/>
+        </w:rPr>
+        <w:t>Pytest</w:t>
+      </w:r>
+      <w:proofErr w:type="spellEnd"/>
+      <w:r>
+        <w:rPr>
+          <w:rFonts w:ascii="Times New Roman" w:hAnsi="Times New Roman" w:cs="Times New Roman"/>
+          <w:sz w:val="22"/>
+          <w:szCs w:val="22"/>
+        </w:rPr>
+        <w:t xml:space="preserve"> (v9.0.3) and </w:t>
+      </w:r>
+      <w:proofErr w:type="spellStart"/>
+      <w:r>
+        <w:rPr>
+          <w:rFonts w:ascii="Times New Roman" w:hAnsi="Times New Roman" w:cs="Times New Roman"/>
+          <w:sz w:val="22"/>
+          <w:szCs w:val="22"/>
+        </w:rPr>
+        <w:t>pytest-cov</w:t>
+      </w:r>
+      <w:proofErr w:type="spellEnd"/>
+      <w:r>
+        <w:rPr>
+          <w:rFonts w:ascii="Times New Roman" w:hAnsi="Times New Roman" w:cs="Times New Roman"/>
+          <w:sz w:val="22"/>
+          <w:szCs w:val="22"/>
+        </w:rPr>
+        <w:t>, our approach encompassed both isolated Unit Tests and end-to-end Integration Tests for the Flask API layer.</w:t>
       </w:r>
     </w:p>
     <w:p>
@@ -41,21 +98,53 @@
         <w:contextualSpacing/>
         <w:rPr>
           <w:rFonts w:ascii="Times New Roman" w:hAnsi="Times New Roman" w:cs="Times New Roman"/>
+          <w:sz w:val="22"/>
+          <w:szCs w:val="22"/>
+        </w:rPr>
+      </w:pPr>
+      <w:r>
+        <w:rPr>
+          <w:rFonts w:ascii="Times New Roman" w:hAnsi="Times New Roman" w:cs="Times New Roman"/>
+          <w:sz w:val="22"/>
+          <w:szCs w:val="22"/>
+        </w:rPr>
+        <w:t xml:space="preserve">To ensure hermetic testing environments, we configured conftest.py to route all test operations to an isolated in-memory SQLite database (sqlite:///:memory:). This guaranteed fast execution and prevented any pollution of the production MySQL instance. The suite executed </w:t>
+      </w:r>
+      <w:r>
+        <w:rPr>
+          <w:rFonts w:ascii="Times New Roman" w:hAnsi="Times New Roman" w:cs="Times New Roman"/>
           <w:b/>
           <w:bCs/>
           <w:sz w:val="22"/>
           <w:szCs w:val="22"/>
         </w:rPr>
-      </w:pPr>
-      <w:r>
-        <w:rPr>
-          <w:rFonts w:ascii="Times New Roman" w:hAnsi="Times New Roman" w:cs="Times New Roman" w:hint="eastAsia"/>
+        <w:t>355 test cases</w:t>
+      </w:r>
+      <w:r>
+        <w:rPr>
+          <w:rFonts w:ascii="Times New Roman" w:hAnsi="Times New Roman" w:cs="Times New Roman"/>
+          <w:sz w:val="22"/>
+          <w:szCs w:val="22"/>
+        </w:rPr>
+        <w:t xml:space="preserve"> in just </w:t>
+      </w:r>
+      <w:r>
+        <w:rPr>
+          <w:rFonts w:ascii="Times New Roman" w:hAnsi="Times New Roman" w:cs="Times New Roman"/>
           <w:b/>
           <w:bCs/>
           <w:sz w:val="22"/>
           <w:szCs w:val="22"/>
         </w:rPr>
-        <w:t>5</w:t>
+        <w:t>13.04 seconds</w:t>
+      </w:r>
+      <w:r>
+        <w:rPr>
+          <w:rFonts w:ascii="Times New Roman" w:hAnsi="Times New Roman" w:cs="Times New Roman"/>
+          <w:sz w:val="22"/>
+          <w:szCs w:val="22"/>
+        </w:rPr>
+        <w:t xml:space="preserve">, achieving an exceptional </w:t>
       </w:r>
       <w:r>
         <w:rPr>
@@ -65,7 +154,15 @@
           <w:sz w:val="22"/>
           <w:szCs w:val="22"/>
         </w:rPr>
-        <w:t>.1 Strategy and Coverage Results</w:t>
+        <w:t>97% Statement Coverage</w:t>
+      </w:r>
+      <w:r>
+        <w:rPr>
+          <w:rFonts w:ascii="Times New Roman" w:hAnsi="Times New Roman" w:cs="Times New Roman"/>
+          <w:sz w:val="22"/>
+          <w:szCs w:val="22"/>
+        </w:rPr>
+        <w:t xml:space="preserve"> across 1,272 lines of code.</w:t>
       </w:r>
     </w:p>
     <w:p>
@@ -81,10 +178,20 @@
       <w:r>
         <w:rPr>
           <w:rFonts w:ascii="Times New Roman" w:hAnsi="Times New Roman" w:cs="Times New Roman"/>
-          <w:sz w:val="22"/>
-          <w:szCs w:val="22"/>
-        </w:rPr>
-        <w:t xml:space="preserve">To ensure the reliability, security, and performance of the Dublin Bikes backend architecture, we implemented a robust automated testing strategy. Built using </w:t>
+          <w:b/>
+          <w:bCs/>
+          <w:sz w:val="22"/>
+          <w:szCs w:val="22"/>
+        </w:rPr>
+        <w:t>Continuous Integration via Jenkins:</w:t>
+      </w:r>
+      <w:r>
+        <w:rPr>
+          <w:rFonts w:ascii="Times New Roman" w:hAnsi="Times New Roman" w:cs="Times New Roman"/>
+          <w:sz w:val="22"/>
+          <w:szCs w:val="22"/>
+        </w:rPr>
+        <w:t xml:space="preserve"> This </w:t>
       </w:r>
       <w:proofErr w:type="spellStart"/>
       <w:r>
@@ -102,7 +209,41 @@
           <w:sz w:val="22"/>
           <w:szCs w:val="22"/>
         </w:rPr>
-        <w:t xml:space="preserve"> (v9.0.3) and </w:t>
+        <w:t xml:space="preserve"> suite is seamlessly integrated into our </w:t>
+      </w:r>
+      <w:r>
+        <w:rPr>
+          <w:rFonts w:ascii="Times New Roman" w:hAnsi="Times New Roman" w:cs="Times New Roman"/>
+          <w:b/>
+          <w:bCs/>
+          <w:sz w:val="22"/>
+          <w:szCs w:val="22"/>
+        </w:rPr>
+        <w:t>Jenkins CI/CD pipeline</w:t>
+      </w:r>
+      <w:r>
+        <w:rPr>
+          <w:rFonts w:ascii="Times New Roman" w:hAnsi="Times New Roman" w:cs="Times New Roman"/>
+          <w:sz w:val="22"/>
+          <w:szCs w:val="22"/>
+        </w:rPr>
+        <w:t xml:space="preserve"> running on a Kubernetes Agent. As defined in our project configuration, upon code commits, the pipeline automatically executes Python syntax checks, runs the entire test suite, downloads the</w:t>
+      </w:r>
+      <w:r>
+        <w:rPr>
+          <w:rFonts w:ascii="Times New Roman" w:hAnsi="Times New Roman" w:cs="Times New Roman"/>
+          <w:sz w:val="22"/>
+          <w:szCs w:val="22"/>
+        </w:rPr>
+        <w:t xml:space="preserve"> </w:t>
+      </w:r>
+      <w:r>
+        <w:rPr>
+          <w:rFonts w:ascii="Times New Roman" w:hAnsi="Times New Roman" w:cs="Times New Roman"/>
+          <w:sz w:val="22"/>
+          <w:szCs w:val="22"/>
+        </w:rPr>
+        <w:t xml:space="preserve">Random </w:t>
       </w:r>
       <w:proofErr w:type="spellStart"/>
       <w:r>
@@ -111,7 +252,7 @@
           <w:sz w:val="22"/>
           <w:szCs w:val="22"/>
         </w:rPr>
-        <w:t>pytest-cov</w:t>
+        <w:t>Forest.pkl</w:t>
       </w:r>
       <w:proofErr w:type="spellEnd"/>
       <w:r>
@@ -120,7 +261,7 @@
           <w:sz w:val="22"/>
           <w:szCs w:val="22"/>
         </w:rPr>
-        <w:t>, our approach encompassed both isolated Unit Tests and end-to-end Integration Tests for the Flask API layer.</w:t>
+        <w:t xml:space="preserve"> prediction models from Hugging Face, and builds the Docker image. This strictly enforces quality gates, ensuring that no failing code can be deployed to our AWS EC2 production server.</w:t>
       </w:r>
     </w:p>
     <w:p>
@@ -133,14 +274,6 @@
           <w:szCs w:val="22"/>
         </w:rPr>
       </w:pPr>
-      <w:r>
-        <w:rPr>
-          <w:rFonts w:ascii="Times New Roman" w:hAnsi="Times New Roman" w:cs="Times New Roman"/>
-          <w:sz w:val="22"/>
-          <w:szCs w:val="22"/>
-        </w:rPr>
-        <w:t>To ensure hermetic testing environments, we configured conftest.py to route all test operations to an isolated in-memory SQLite database. This guaranteed fast execution and prevented any pollution of the production MySQL instance. The suite executed 355 test cases in just 12.5 seconds, achieving an exceptional 97% Statement Coverage across 1,272 lines of code.</w:t>
-      </w:r>
     </w:p>
     <w:p>
       <w:pPr>
@@ -155,6 +288,8 @@
       <w:r>
         <w:rPr>
           <w:rFonts w:ascii="Times New Roman" w:hAnsi="Times New Roman" w:cs="Times New Roman"/>
+          <w:b/>
+          <w:bCs/>
           <w:sz w:val="22"/>
           <w:szCs w:val="22"/>
         </w:rPr>
@@ -165,7 +300,7 @@
       <w:pPr>
         <w:numPr>
           <w:ilvl w:val="0"/>
-          <w:numId w:val="7"/>
+          <w:numId w:val="13"/>
         </w:numPr>
         <w:spacing w:line="240" w:lineRule="auto"/>
         <w:contextualSpacing/>
@@ -178,17 +313,49 @@
       <w:r>
         <w:rPr>
           <w:rFonts w:ascii="Times New Roman" w:hAnsi="Times New Roman" w:cs="Times New Roman"/>
-          <w:sz w:val="22"/>
-          <w:szCs w:val="22"/>
-        </w:rPr>
-        <w:t>API Routing &amp; Data Contracts: 95% - 100%</w:t>
+          <w:b/>
+          <w:bCs/>
+          <w:sz w:val="22"/>
+          <w:szCs w:val="22"/>
+        </w:rPr>
+        <w:t>API Routing &amp; Data Contracts (app/</w:t>
+      </w:r>
+      <w:proofErr w:type="spellStart"/>
+      <w:r>
+        <w:rPr>
+          <w:rFonts w:ascii="Times New Roman" w:hAnsi="Times New Roman" w:cs="Times New Roman"/>
+          <w:b/>
+          <w:bCs/>
+          <w:sz w:val="22"/>
+          <w:szCs w:val="22"/>
+        </w:rPr>
+        <w:t>api</w:t>
+      </w:r>
+      <w:proofErr w:type="spellEnd"/>
+      <w:r>
+        <w:rPr>
+          <w:rFonts w:ascii="Times New Roman" w:hAnsi="Times New Roman" w:cs="Times New Roman"/>
+          <w:b/>
+          <w:bCs/>
+          <w:sz w:val="22"/>
+          <w:szCs w:val="22"/>
+        </w:rPr>
+        <w:t>/*, app/contracts/*):</w:t>
+      </w:r>
+      <w:r>
+        <w:rPr>
+          <w:rFonts w:ascii="Times New Roman" w:hAnsi="Times New Roman" w:cs="Times New Roman"/>
+          <w:sz w:val="22"/>
+          <w:szCs w:val="22"/>
+        </w:rPr>
+        <w:t xml:space="preserve"> 95% - 100%</w:t>
       </w:r>
     </w:p>
     <w:p>
       <w:pPr>
         <w:numPr>
           <w:ilvl w:val="0"/>
-          <w:numId w:val="7"/>
+          <w:numId w:val="13"/>
         </w:numPr>
         <w:spacing w:line="240" w:lineRule="auto"/>
         <w:contextualSpacing/>
@@ -201,17 +368,27 @@
       <w:r>
         <w:rPr>
           <w:rFonts w:ascii="Times New Roman" w:hAnsi="Times New Roman" w:cs="Times New Roman"/>
-          <w:sz w:val="22"/>
-          <w:szCs w:val="22"/>
-        </w:rPr>
-        <w:t>Journey, ML Prediction &amp; Weather Services: 100%</w:t>
+          <w:b/>
+          <w:bCs/>
+          <w:sz w:val="22"/>
+          <w:szCs w:val="22"/>
+        </w:rPr>
+        <w:t>Journey, ML Prediction &amp; Weather Services:</w:t>
+      </w:r>
+      <w:r>
+        <w:rPr>
+          <w:rFonts w:ascii="Times New Roman" w:hAnsi="Times New Roman" w:cs="Times New Roman"/>
+          <w:sz w:val="22"/>
+          <w:szCs w:val="22"/>
+        </w:rPr>
+        <w:t xml:space="preserve"> 100%</w:t>
       </w:r>
     </w:p>
     <w:p>
       <w:pPr>
         <w:numPr>
           <w:ilvl w:val="0"/>
-          <w:numId w:val="7"/>
+          <w:numId w:val="13"/>
         </w:numPr>
         <w:spacing w:line="240" w:lineRule="auto"/>
         <w:contextualSpacing/>
@@ -224,17 +401,27 @@
       <w:r>
         <w:rPr>
           <w:rFonts w:ascii="Times New Roman" w:hAnsi="Times New Roman" w:cs="Times New Roman"/>
-          <w:sz w:val="22"/>
-          <w:szCs w:val="22"/>
-        </w:rPr>
-        <w:t>User Authentication Service: 96%</w:t>
+          <w:b/>
+          <w:bCs/>
+          <w:sz w:val="22"/>
+          <w:szCs w:val="22"/>
+        </w:rPr>
+        <w:t>User Authentication Service:</w:t>
+      </w:r>
+      <w:r>
+        <w:rPr>
+          <w:rFonts w:ascii="Times New Roman" w:hAnsi="Times New Roman" w:cs="Times New Roman"/>
+          <w:sz w:val="22"/>
+          <w:szCs w:val="22"/>
+        </w:rPr>
+        <w:t xml:space="preserve"> 96%</w:t>
       </w:r>
     </w:p>
     <w:p>
       <w:pPr>
         <w:numPr>
           <w:ilvl w:val="0"/>
-          <w:numId w:val="7"/>
+          <w:numId w:val="13"/>
         </w:numPr>
         <w:spacing w:line="240" w:lineRule="auto"/>
         <w:contextualSpacing/>
@@ -247,10 +434,20 @@
       <w:r>
         <w:rPr>
           <w:rFonts w:ascii="Times New Roman" w:hAnsi="Times New Roman" w:cs="Times New Roman"/>
-          <w:sz w:val="22"/>
-          <w:szCs w:val="22"/>
-        </w:rPr>
-        <w:t>AI Chat Service: 92%</w:t>
+          <w:b/>
+          <w:bCs/>
+          <w:sz w:val="22"/>
+          <w:szCs w:val="22"/>
+        </w:rPr>
+        <w:t>AI Chat Service:</w:t>
+      </w:r>
+      <w:r>
+        <w:rPr>
+          <w:rFonts w:ascii="Times New Roman" w:hAnsi="Times New Roman" w:cs="Times New Roman"/>
+          <w:sz w:val="22"/>
+          <w:szCs w:val="22"/>
+        </w:rPr>
+        <w:t xml:space="preserve"> 92%</w:t>
       </w:r>
     </w:p>
     <w:p>
@@ -259,57 +456,79 @@
         <w:contextualSpacing/>
         <w:rPr>
           <w:rFonts w:ascii="Times New Roman" w:hAnsi="Times New Roman" w:cs="Times New Roman"/>
+          <w:sz w:val="22"/>
+          <w:szCs w:val="22"/>
+        </w:rPr>
+      </w:pPr>
+      <w:r>
+        <w:rPr>
+          <w:rFonts w:ascii="Times New Roman" w:hAnsi="Times New Roman" w:cs="Times New Roman"/>
           <w:b/>
           <w:bCs/>
           <w:sz w:val="22"/>
           <w:szCs w:val="22"/>
         </w:rPr>
-      </w:pPr>
-      <w:r>
-        <w:rPr>
-          <w:rFonts w:ascii="Times New Roman" w:hAnsi="Times New Roman" w:cs="Times New Roman" w:hint="eastAsia"/>
+        <w:t>5.2 Key Testing Scenarios and Methodologies</w:t>
+      </w:r>
+      <w:r>
+        <w:rPr>
+          <w:rFonts w:ascii="Times New Roman" w:hAnsi="Times New Roman" w:cs="Times New Roman"/>
+          <w:sz w:val="22"/>
+          <w:szCs w:val="22"/>
+        </w:rPr>
+        <w:t xml:space="preserve"> Achieving deterministic results required rigorously testing our core business logic against complex boundary conditions and external dependencies. We structured our tests around the following critical domains:</w:t>
+      </w:r>
+    </w:p>
+    <w:p>
+      <w:pPr>
+        <w:spacing w:line="240" w:lineRule="auto"/>
+        <w:contextualSpacing/>
+        <w:rPr>
+          <w:rFonts w:ascii="Times New Roman" w:hAnsi="Times New Roman" w:cs="Times New Roman"/>
+          <w:sz w:val="22"/>
+          <w:szCs w:val="22"/>
+        </w:rPr>
+      </w:pPr>
+      <w:r>
+        <w:rPr>
+          <w:rFonts w:ascii="Times New Roman" w:hAnsi="Times New Roman" w:cs="Times New Roman"/>
           <w:b/>
           <w:bCs/>
           <w:sz w:val="22"/>
           <w:szCs w:val="22"/>
         </w:rPr>
-        <w:t>5</w:t>
-      </w:r>
-      <w:r>
-        <w:rPr>
-          <w:rFonts w:ascii="Times New Roman" w:hAnsi="Times New Roman" w:cs="Times New Roman"/>
-          <w:b/>
-          <w:bCs/>
-          <w:sz w:val="22"/>
-          <w:szCs w:val="22"/>
-        </w:rPr>
-        <w:t>.2 Key Testing Scenarios and Methodologies</w:t>
+        <w:t>1. Machine Learning Boundary Clamping (Prediction Service)</w:t>
+      </w:r>
+      <w:r>
+        <w:rPr>
+          <w:rFonts w:ascii="Times New Roman" w:hAnsi="Times New Roman" w:cs="Times New Roman"/>
+          <w:sz w:val="22"/>
+          <w:szCs w:val="22"/>
+        </w:rPr>
+        <w:t xml:space="preserve"> Because the ML model generates probabilistic outputs, it </w:t>
+      </w:r>
+      <w:r>
+        <w:rPr>
+          <w:rFonts w:ascii="Times New Roman" w:hAnsi="Times New Roman" w:cs="Times New Roman"/>
+          <w:sz w:val="22"/>
+          <w:szCs w:val="22"/>
+        </w:rPr>
+        <w:t>i</w:t>
+      </w:r>
+      <w:r>
+        <w:rPr>
+          <w:rFonts w:ascii="Times New Roman" w:hAnsi="Times New Roman" w:cs="Times New Roman"/>
+          <w:sz w:val="22"/>
+          <w:szCs w:val="22"/>
+        </w:rPr>
+        <w:t>s critical to ensure the frontend receives mathematically logical data. We implemented explicit boundary tests:</w:t>
       </w:r>
     </w:p>
     <w:p>
       <w:pPr>
-        <w:spacing w:line="240" w:lineRule="auto"/>
-        <w:contextualSpacing/>
-        <w:rPr>
-          <w:rFonts w:ascii="Times New Roman" w:hAnsi="Times New Roman" w:cs="Times New Roman"/>
-          <w:sz w:val="22"/>
-          <w:szCs w:val="22"/>
-        </w:rPr>
-      </w:pPr>
-      <w:r>
-        <w:rPr>
-          <w:rFonts w:ascii="Times New Roman" w:hAnsi="Times New Roman" w:cs="Times New Roman"/>
-          <w:sz w:val="22"/>
-          <w:szCs w:val="22"/>
-        </w:rPr>
-        <w:t>Achieving deterministic results required addressing external dependencies and complex boundary conditions:</w:t>
-      </w:r>
-    </w:p>
-    <w:p>
-      <w:pPr>
         <w:numPr>
           <w:ilvl w:val="0"/>
-          <w:numId w:val="8"/>
+          <w:numId w:val="14"/>
         </w:numPr>
         <w:spacing w:line="240" w:lineRule="auto"/>
         <w:contextualSpacing/>
@@ -319,32 +538,14 @@
           <w:szCs w:val="22"/>
         </w:rPr>
       </w:pPr>
-      <w:r>
-        <w:rPr>
-          <w:rFonts w:ascii="Times New Roman" w:hAnsi="Times New Roman" w:cs="Times New Roman"/>
-          <w:sz w:val="22"/>
-          <w:szCs w:val="22"/>
-        </w:rPr>
-        <w:t xml:space="preserve">External API Mocking: We extensively utilized </w:t>
-      </w:r>
       <w:proofErr w:type="spellStart"/>
-      <w:proofErr w:type="gramStart"/>
-      <w:r>
-        <w:rPr>
-          <w:rFonts w:ascii="Times New Roman" w:hAnsi="Times New Roman" w:cs="Times New Roman"/>
-          <w:sz w:val="22"/>
-          <w:szCs w:val="22"/>
-        </w:rPr>
-        <w:t>unittest.mock</w:t>
-      </w:r>
-      <w:proofErr w:type="gramEnd"/>
-      <w:r>
-        <w:rPr>
-          <w:rFonts w:ascii="Times New Roman" w:hAnsi="Times New Roman" w:cs="Times New Roman"/>
-          <w:sz w:val="22"/>
-          <w:szCs w:val="22"/>
-        </w:rPr>
-        <w:t>.MagicMock</w:t>
+      <w:r>
+        <w:rPr>
+          <w:rFonts w:ascii="Times New Roman" w:hAnsi="Times New Roman" w:cs="Times New Roman"/>
+          <w:sz w:val="22"/>
+          <w:szCs w:val="22"/>
+        </w:rPr>
+        <w:t>test_predictions_clamped_to_zero_minimum</w:t>
       </w:r>
       <w:proofErr w:type="spellEnd"/>
       <w:r>
@@ -353,32 +554,14 @@
           <w:sz w:val="22"/>
           <w:szCs w:val="22"/>
         </w:rPr>
-        <w:t xml:space="preserve"> to intercept third-party network calls at the module level. We mocked the Google Maps client to test our "walk-cycle-walk" routing offline, stubbed </w:t>
-      </w:r>
-      <w:proofErr w:type="spellStart"/>
-      <w:r>
-        <w:rPr>
-          <w:rFonts w:ascii="Times New Roman" w:hAnsi="Times New Roman" w:cs="Times New Roman"/>
-          <w:sz w:val="22"/>
-          <w:szCs w:val="22"/>
-        </w:rPr>
-        <w:t>OpenWeather</w:t>
-      </w:r>
-      <w:proofErr w:type="spellEnd"/>
-      <w:r>
-        <w:rPr>
-          <w:rFonts w:ascii="Times New Roman" w:hAnsi="Times New Roman" w:cs="Times New Roman"/>
-          <w:sz w:val="22"/>
-          <w:szCs w:val="22"/>
-        </w:rPr>
-        <w:t xml:space="preserve"> to verify temporal filtering logic, and intercepted LLM interactions. This guaranteed 100% test determinism and prevented API quota exhaustion.</w:t>
+        <w:t>: Ensures the system never returns a negative number of available bikes.</w:t>
       </w:r>
     </w:p>
     <w:p>
       <w:pPr>
         <w:numPr>
           <w:ilvl w:val="0"/>
-          <w:numId w:val="8"/>
+          <w:numId w:val="14"/>
         </w:numPr>
         <w:spacing w:line="240" w:lineRule="auto"/>
         <w:contextualSpacing/>
@@ -388,14 +571,6 @@
           <w:szCs w:val="22"/>
         </w:rPr>
       </w:pPr>
-      <w:r>
-        <w:rPr>
-          <w:rFonts w:ascii="Times New Roman" w:hAnsi="Times New Roman" w:cs="Times New Roman"/>
-          <w:sz w:val="22"/>
-          <w:szCs w:val="22"/>
-        </w:rPr>
-        <w:t>ML Boundary Clamping: Using robust test fixtures (</w:t>
-      </w:r>
       <w:proofErr w:type="spellStart"/>
       <w:r>
         <w:rPr>
@@ -403,7 +578,7 @@
           <w:sz w:val="22"/>
           <w:szCs w:val="22"/>
         </w:rPr>
-        <w:t>make_weather_forecast</w:t>
+        <w:t>test_predictions_clamped_to_bike_stands_maximum</w:t>
       </w:r>
       <w:proofErr w:type="spellEnd"/>
       <w:r>
@@ -412,32 +587,14 @@
           <w:sz w:val="22"/>
           <w:szCs w:val="22"/>
         </w:rPr>
-        <w:t xml:space="preserve">, </w:t>
-      </w:r>
-      <w:proofErr w:type="spellStart"/>
-      <w:r>
-        <w:rPr>
-          <w:rFonts w:ascii="Times New Roman" w:hAnsi="Times New Roman" w:cs="Times New Roman"/>
-          <w:sz w:val="22"/>
-          <w:szCs w:val="22"/>
-        </w:rPr>
-        <w:t>make_station</w:t>
-      </w:r>
-      <w:proofErr w:type="spellEnd"/>
-      <w:r>
-        <w:rPr>
-          <w:rFonts w:ascii="Times New Roman" w:hAnsi="Times New Roman" w:cs="Times New Roman"/>
-          <w:sz w:val="22"/>
-          <w:szCs w:val="22"/>
-        </w:rPr>
-        <w:t>), we wrote explicit unit tests to guarantee that the Random Forest model's probabilistic outputs are always mathematically clamped between zero and a station's maximum dock capacity.</w:t>
+        <w:t>: Guarantees predictions never exceed a station's physical dock capacity.</w:t>
       </w:r>
     </w:p>
     <w:p>
       <w:pPr>
         <w:numPr>
           <w:ilvl w:val="0"/>
-          <w:numId w:val="8"/>
+          <w:numId w:val="14"/>
         </w:numPr>
         <w:spacing w:line="240" w:lineRule="auto"/>
         <w:contextualSpacing/>
@@ -447,14 +604,6 @@
           <w:szCs w:val="22"/>
         </w:rPr>
       </w:pPr>
-      <w:r>
-        <w:rPr>
-          <w:rFonts w:ascii="Times New Roman" w:hAnsi="Times New Roman" w:cs="Times New Roman"/>
-          <w:sz w:val="22"/>
-          <w:szCs w:val="22"/>
-        </w:rPr>
-        <w:t xml:space="preserve">Security Validation: To secure our JWT-based infrastructure, the suite simulated various unauthorized access attempts using custom </w:t>
-      </w:r>
       <w:proofErr w:type="spellStart"/>
       <w:r>
         <w:rPr>
@@ -462,7 +611,7 @@
           <w:sz w:val="22"/>
           <w:szCs w:val="22"/>
         </w:rPr>
-        <w:t>auth_headers</w:t>
+        <w:t>test_raises_prediction_error_when_no_forecasts</w:t>
       </w:r>
       <w:proofErr w:type="spellEnd"/>
       <w:r>
@@ -471,18 +620,616 @@
           <w:sz w:val="22"/>
           <w:szCs w:val="22"/>
         </w:rPr>
-        <w:t xml:space="preserve"> fixtures. We strictly tested token expirations, secret key mismatches, and time-to-live (TTL) boundaries to ensure correct HTTP 401 responses.</w:t>
+        <w:t>: Validates robust error handling when future forecast data is temporarily unavailable.</w:t>
       </w:r>
     </w:p>
     <w:p>
       <w:pPr>
         <w:spacing w:line="240" w:lineRule="auto"/>
         <w:contextualSpacing/>
+        <w:rPr>
+          <w:rFonts w:ascii="Times New Roman" w:hAnsi="Times New Roman" w:cs="Times New Roman"/>
+          <w:sz w:val="22"/>
+          <w:szCs w:val="22"/>
+        </w:rPr>
+      </w:pPr>
+      <w:r>
+        <w:rPr>
+          <w:rFonts w:ascii="Times New Roman" w:hAnsi="Times New Roman" w:cs="Times New Roman"/>
+          <w:b/>
+          <w:bCs/>
+          <w:sz w:val="22"/>
+          <w:szCs w:val="22"/>
+        </w:rPr>
+        <w:t>2. Security and JWT Authentication (User Service)</w:t>
+      </w:r>
+      <w:r>
+        <w:rPr>
+          <w:rFonts w:ascii="Times New Roman" w:hAnsi="Times New Roman" w:cs="Times New Roman"/>
+          <w:sz w:val="22"/>
+          <w:szCs w:val="22"/>
+        </w:rPr>
+        <w:t xml:space="preserve"> To secure our stateless architecture, the test suite simulated various authorized and unauthorized access attempts using custom </w:t>
+      </w:r>
+      <w:proofErr w:type="spellStart"/>
+      <w:r>
+        <w:rPr>
+          <w:rFonts w:ascii="Times New Roman" w:hAnsi="Times New Roman" w:cs="Times New Roman"/>
+          <w:sz w:val="22"/>
+          <w:szCs w:val="22"/>
+        </w:rPr>
+        <w:t>auth_headers</w:t>
+      </w:r>
+      <w:proofErr w:type="spellEnd"/>
+      <w:r>
+        <w:rPr>
+          <w:rFonts w:ascii="Times New Roman" w:hAnsi="Times New Roman" w:cs="Times New Roman"/>
+          <w:sz w:val="22"/>
+          <w:szCs w:val="22"/>
+        </w:rPr>
+        <w:t xml:space="preserve"> fixtures:</w:t>
+      </w:r>
+    </w:p>
+    <w:p>
+      <w:pPr>
+        <w:numPr>
+          <w:ilvl w:val="0"/>
+          <w:numId w:val="15"/>
+        </w:numPr>
+        <w:spacing w:line="240" w:lineRule="auto"/>
+        <w:contextualSpacing/>
+        <w:rPr>
+          <w:rFonts w:ascii="Times New Roman" w:hAnsi="Times New Roman" w:cs="Times New Roman"/>
+          <w:sz w:val="22"/>
+          <w:szCs w:val="22"/>
+        </w:rPr>
+      </w:pPr>
+      <w:proofErr w:type="spellStart"/>
+      <w:r>
+        <w:rPr>
+          <w:rFonts w:ascii="Times New Roman" w:hAnsi="Times New Roman" w:cs="Times New Roman"/>
+          <w:sz w:val="22"/>
+          <w:szCs w:val="22"/>
+        </w:rPr>
+        <w:t>test_creates_valid_jwt</w:t>
+      </w:r>
+      <w:proofErr w:type="spellEnd"/>
+      <w:r>
+        <w:rPr>
+          <w:rFonts w:ascii="Times New Roman" w:hAnsi="Times New Roman" w:cs="Times New Roman"/>
+          <w:sz w:val="22"/>
+          <w:szCs w:val="22"/>
+        </w:rPr>
+        <w:t xml:space="preserve"> &amp; </w:t>
+      </w:r>
+      <w:proofErr w:type="spellStart"/>
+      <w:r>
+        <w:rPr>
+          <w:rFonts w:ascii="Times New Roman" w:hAnsi="Times New Roman" w:cs="Times New Roman"/>
+          <w:sz w:val="22"/>
+          <w:szCs w:val="22"/>
+        </w:rPr>
+        <w:t>test_valid_token_decoded_successfully</w:t>
+      </w:r>
+      <w:proofErr w:type="spellEnd"/>
+      <w:r>
+        <w:rPr>
+          <w:rFonts w:ascii="Times New Roman" w:hAnsi="Times New Roman" w:cs="Times New Roman"/>
+          <w:sz w:val="22"/>
+          <w:szCs w:val="22"/>
+        </w:rPr>
+        <w:t>: Verifies successful token issuance and decoding.</w:t>
+      </w:r>
+    </w:p>
+    <w:p>
+      <w:pPr>
+        <w:numPr>
+          <w:ilvl w:val="0"/>
+          <w:numId w:val="15"/>
+        </w:numPr>
+        <w:spacing w:line="240" w:lineRule="auto"/>
+        <w:contextualSpacing/>
+        <w:rPr>
+          <w:rFonts w:ascii="Times New Roman" w:hAnsi="Times New Roman" w:cs="Times New Roman"/>
+          <w:sz w:val="22"/>
+          <w:szCs w:val="22"/>
+        </w:rPr>
+      </w:pPr>
+      <w:proofErr w:type="spellStart"/>
+      <w:r>
+        <w:rPr>
+          <w:rFonts w:ascii="Times New Roman" w:hAnsi="Times New Roman" w:cs="Times New Roman"/>
+          <w:sz w:val="22"/>
+          <w:szCs w:val="22"/>
+        </w:rPr>
+        <w:t>test_expired_token_raises_auth_error</w:t>
+      </w:r>
+      <w:proofErr w:type="spellEnd"/>
+      <w:r>
+        <w:rPr>
+          <w:rFonts w:ascii="Times New Roman" w:hAnsi="Times New Roman" w:cs="Times New Roman"/>
+          <w:sz w:val="22"/>
+          <w:szCs w:val="22"/>
+        </w:rPr>
+        <w:t>: Enforces strict Time-To-Live (TTL) boundaries, ensuring expired sessions trigger HTTP 401 responses.</w:t>
+      </w:r>
+    </w:p>
+    <w:p>
+      <w:pPr>
+        <w:numPr>
+          <w:ilvl w:val="0"/>
+          <w:numId w:val="15"/>
+        </w:numPr>
+        <w:spacing w:line="240" w:lineRule="auto"/>
+        <w:contextualSpacing/>
+        <w:rPr>
+          <w:rFonts w:ascii="Times New Roman" w:hAnsi="Times New Roman" w:cs="Times New Roman"/>
+          <w:sz w:val="22"/>
+          <w:szCs w:val="22"/>
+        </w:rPr>
+      </w:pPr>
+      <w:proofErr w:type="spellStart"/>
+      <w:r>
+        <w:rPr>
+          <w:rFonts w:ascii="Times New Roman" w:hAnsi="Times New Roman" w:cs="Times New Roman"/>
+          <w:sz w:val="22"/>
+          <w:szCs w:val="22"/>
+        </w:rPr>
+        <w:t>test_wrong_secret_raises_auth_error</w:t>
+      </w:r>
+      <w:proofErr w:type="spellEnd"/>
+      <w:r>
+        <w:rPr>
+          <w:rFonts w:ascii="Times New Roman" w:hAnsi="Times New Roman" w:cs="Times New Roman"/>
+          <w:sz w:val="22"/>
+          <w:szCs w:val="22"/>
+        </w:rPr>
+        <w:t>: Validates that tokens tampered with or signed by unknown keys are correctly rejected.</w:t>
+      </w:r>
+    </w:p>
+    <w:p>
+      <w:pPr>
+        <w:spacing w:line="240" w:lineRule="auto"/>
+        <w:contextualSpacing/>
+        <w:rPr>
+          <w:rFonts w:ascii="Times New Roman" w:hAnsi="Times New Roman" w:cs="Times New Roman"/>
+          <w:sz w:val="22"/>
+          <w:szCs w:val="22"/>
+        </w:rPr>
+      </w:pPr>
+      <w:r>
+        <w:rPr>
+          <w:rFonts w:ascii="Times New Roman" w:hAnsi="Times New Roman" w:cs="Times New Roman"/>
+          <w:b/>
+          <w:bCs/>
+          <w:sz w:val="22"/>
+          <w:szCs w:val="22"/>
+        </w:rPr>
+        <w:t>3. Temporal Data Filtering (Weather Service)</w:t>
+      </w:r>
+      <w:r>
+        <w:rPr>
+          <w:rFonts w:ascii="Times New Roman" w:hAnsi="Times New Roman" w:cs="Times New Roman"/>
+          <w:sz w:val="22"/>
+          <w:szCs w:val="22"/>
+        </w:rPr>
+        <w:t xml:space="preserve"> Handling time-series weather data requires strict temporal logic. Our tests ensure users only see relevant forecasts:</w:t>
+      </w:r>
+    </w:p>
+    <w:p>
+      <w:pPr>
+        <w:numPr>
+          <w:ilvl w:val="0"/>
+          <w:numId w:val="16"/>
+        </w:numPr>
+        <w:spacing w:line="240" w:lineRule="auto"/>
+        <w:contextualSpacing/>
+        <w:rPr>
+          <w:rFonts w:ascii="Times New Roman" w:hAnsi="Times New Roman" w:cs="Times New Roman"/>
+          <w:sz w:val="22"/>
+          <w:szCs w:val="22"/>
+        </w:rPr>
+      </w:pPr>
+      <w:proofErr w:type="spellStart"/>
+      <w:r>
+        <w:rPr>
+          <w:rFonts w:ascii="Times New Roman" w:hAnsi="Times New Roman" w:cs="Times New Roman"/>
+          <w:sz w:val="22"/>
+          <w:szCs w:val="22"/>
+        </w:rPr>
+        <w:t>test_past_forecasts_excluded</w:t>
+      </w:r>
+      <w:proofErr w:type="spellEnd"/>
+      <w:r>
+        <w:rPr>
+          <w:rFonts w:ascii="Times New Roman" w:hAnsi="Times New Roman" w:cs="Times New Roman"/>
+          <w:sz w:val="22"/>
+          <w:szCs w:val="22"/>
+        </w:rPr>
+        <w:t>: Validates that any historical weather data is stripped from the API payload.</w:t>
+      </w:r>
+    </w:p>
+    <w:p>
+      <w:pPr>
+        <w:numPr>
+          <w:ilvl w:val="0"/>
+          <w:numId w:val="16"/>
+        </w:numPr>
+        <w:spacing w:line="240" w:lineRule="auto"/>
+        <w:contextualSpacing/>
+        <w:rPr>
+          <w:rFonts w:ascii="Times New Roman" w:hAnsi="Times New Roman" w:cs="Times New Roman"/>
+          <w:sz w:val="22"/>
+          <w:szCs w:val="22"/>
+        </w:rPr>
+      </w:pPr>
+      <w:proofErr w:type="spellStart"/>
+      <w:r>
+        <w:rPr>
+          <w:rFonts w:ascii="Times New Roman" w:hAnsi="Times New Roman" w:cs="Times New Roman"/>
+          <w:sz w:val="22"/>
+          <w:szCs w:val="22"/>
+        </w:rPr>
+        <w:lastRenderedPageBreak/>
+        <w:t>test_current_uses_earliest_forecast</w:t>
+      </w:r>
+      <w:proofErr w:type="spellEnd"/>
+      <w:r>
+        <w:rPr>
+          <w:rFonts w:ascii="Times New Roman" w:hAnsi="Times New Roman" w:cs="Times New Roman"/>
+          <w:sz w:val="22"/>
+          <w:szCs w:val="22"/>
+        </w:rPr>
+        <w:t>: Ensures the "current weather" widget always defaults to the most immediate upcoming hour.</w:t>
+      </w:r>
+    </w:p>
+    <w:p>
+      <w:pPr>
+        <w:numPr>
+          <w:ilvl w:val="0"/>
+          <w:numId w:val="16"/>
+        </w:numPr>
+        <w:spacing w:line="240" w:lineRule="auto"/>
+        <w:contextualSpacing/>
+        <w:rPr>
+          <w:rFonts w:ascii="Times New Roman" w:hAnsi="Times New Roman" w:cs="Times New Roman"/>
+          <w:sz w:val="22"/>
+          <w:szCs w:val="22"/>
+        </w:rPr>
+      </w:pPr>
+      <w:proofErr w:type="spellStart"/>
+      <w:r>
+        <w:rPr>
+          <w:rFonts w:ascii="Times New Roman" w:hAnsi="Times New Roman" w:cs="Times New Roman"/>
+          <w:sz w:val="22"/>
+          <w:szCs w:val="22"/>
+        </w:rPr>
+        <w:t>test_hourly_items_contain_pop_field</w:t>
+      </w:r>
+      <w:proofErr w:type="spellEnd"/>
+      <w:r>
+        <w:rPr>
+          <w:rFonts w:ascii="Times New Roman" w:hAnsi="Times New Roman" w:cs="Times New Roman"/>
+          <w:sz w:val="22"/>
+          <w:szCs w:val="22"/>
+        </w:rPr>
+        <w:t>: Verifies that the Probability of Precipitation (</w:t>
+      </w:r>
+      <w:proofErr w:type="spellStart"/>
+      <w:r>
+        <w:rPr>
+          <w:rFonts w:ascii="Times New Roman" w:hAnsi="Times New Roman" w:cs="Times New Roman"/>
+          <w:sz w:val="22"/>
+          <w:szCs w:val="22"/>
+        </w:rPr>
+        <w:t>PoP</w:t>
+      </w:r>
+      <w:proofErr w:type="spellEnd"/>
+      <w:r>
+        <w:rPr>
+          <w:rFonts w:ascii="Times New Roman" w:hAnsi="Times New Roman" w:cs="Times New Roman"/>
+          <w:sz w:val="22"/>
+          <w:szCs w:val="22"/>
+        </w:rPr>
+        <w:t>) data is consistently mapped for frontend "go/no-go" UI indicators.</w:t>
+      </w:r>
+    </w:p>
+    <w:p>
+      <w:pPr>
+        <w:spacing w:line="240" w:lineRule="auto"/>
+        <w:contextualSpacing/>
+        <w:rPr>
+          <w:rFonts w:ascii="Times New Roman" w:hAnsi="Times New Roman" w:cs="Times New Roman"/>
+          <w:sz w:val="22"/>
+          <w:szCs w:val="22"/>
+        </w:rPr>
+      </w:pPr>
+      <w:r>
+        <w:rPr>
+          <w:rFonts w:ascii="Times New Roman" w:hAnsi="Times New Roman" w:cs="Times New Roman"/>
+          <w:b/>
+          <w:bCs/>
+          <w:sz w:val="22"/>
+          <w:szCs w:val="22"/>
+        </w:rPr>
+        <w:t>4. External API Mocking &amp; Journey Planner</w:t>
+      </w:r>
+      <w:r>
+        <w:rPr>
+          <w:rFonts w:ascii="Times New Roman" w:hAnsi="Times New Roman" w:cs="Times New Roman"/>
+          <w:sz w:val="22"/>
+          <w:szCs w:val="22"/>
+        </w:rPr>
+        <w:t xml:space="preserve"> We extensively utilized </w:t>
+      </w:r>
+      <w:proofErr w:type="spellStart"/>
+      <w:proofErr w:type="gramStart"/>
+      <w:r>
+        <w:rPr>
+          <w:rFonts w:ascii="Times New Roman" w:hAnsi="Times New Roman" w:cs="Times New Roman"/>
+          <w:sz w:val="22"/>
+          <w:szCs w:val="22"/>
+        </w:rPr>
+        <w:t>unittest.mock</w:t>
+      </w:r>
+      <w:proofErr w:type="gramEnd"/>
+      <w:r>
+        <w:rPr>
+          <w:rFonts w:ascii="Times New Roman" w:hAnsi="Times New Roman" w:cs="Times New Roman"/>
+          <w:sz w:val="22"/>
+          <w:szCs w:val="22"/>
+        </w:rPr>
+        <w:t>.MagicMock</w:t>
+      </w:r>
+      <w:proofErr w:type="spellEnd"/>
+      <w:r>
+        <w:rPr>
+          <w:rFonts w:ascii="Times New Roman" w:hAnsi="Times New Roman" w:cs="Times New Roman"/>
+          <w:sz w:val="22"/>
+          <w:szCs w:val="22"/>
+        </w:rPr>
+        <w:t xml:space="preserve"> to intercept third-party network calls at the module level. This guaranteed 100% test determinism and prevented API quota exhaustion during CI pipeline execution. Key mocking scenarios included:</w:t>
+      </w:r>
+    </w:p>
+    <w:p>
+      <w:pPr>
+        <w:numPr>
+          <w:ilvl w:val="0"/>
+          <w:numId w:val="17"/>
+        </w:numPr>
+        <w:spacing w:line="240" w:lineRule="auto"/>
+        <w:contextualSpacing/>
+        <w:rPr>
+          <w:rFonts w:ascii="Times New Roman" w:hAnsi="Times New Roman" w:cs="Times New Roman"/>
+          <w:sz w:val="22"/>
+          <w:szCs w:val="22"/>
+        </w:rPr>
+      </w:pPr>
+      <w:r>
+        <w:rPr>
+          <w:rFonts w:ascii="Times New Roman" w:hAnsi="Times New Roman" w:cs="Times New Roman"/>
+          <w:sz w:val="22"/>
+          <w:szCs w:val="22"/>
+        </w:rPr>
+        <w:t>test_journey_service_matrix.py (</w:t>
+      </w:r>
+      <w:r>
+        <w:rPr>
+          <w:rFonts w:ascii="Times New Roman" w:hAnsi="Times New Roman" w:cs="Times New Roman"/>
+          <w:sz w:val="22"/>
+          <w:szCs w:val="22"/>
+        </w:rPr>
+        <w:t>Google Maps Client</w:t>
+      </w:r>
+      <w:r>
+        <w:rPr>
+          <w:rFonts w:ascii="Times New Roman" w:hAnsi="Times New Roman" w:cs="Times New Roman"/>
+          <w:sz w:val="22"/>
+          <w:szCs w:val="22"/>
+        </w:rPr>
+        <w:t>)</w:t>
+      </w:r>
+      <w:r>
+        <w:rPr>
+          <w:rFonts w:ascii="Times New Roman" w:hAnsi="Times New Roman" w:cs="Times New Roman"/>
+          <w:sz w:val="22"/>
+          <w:szCs w:val="22"/>
+        </w:rPr>
+        <w:t>: Mocked routing APIs to validate our "walk-cycle-walk" multi-segment algorithms offline.</w:t>
+      </w:r>
+    </w:p>
+    <w:p>
+      <w:pPr>
+        <w:numPr>
+          <w:ilvl w:val="0"/>
+          <w:numId w:val="17"/>
+        </w:numPr>
+        <w:spacing w:line="240" w:lineRule="auto"/>
+        <w:contextualSpacing/>
+        <w:rPr>
+          <w:rFonts w:ascii="Times New Roman" w:hAnsi="Times New Roman" w:cs="Times New Roman"/>
+          <w:sz w:val="22"/>
+          <w:szCs w:val="22"/>
+        </w:rPr>
+      </w:pPr>
+      <w:r>
+        <w:rPr>
+          <w:rFonts w:ascii="Times New Roman" w:hAnsi="Times New Roman" w:cs="Times New Roman"/>
+          <w:sz w:val="22"/>
+          <w:szCs w:val="22"/>
+        </w:rPr>
+        <w:t>test_chat_service_llm.py</w:t>
+      </w:r>
+      <w:r>
+        <w:rPr>
+          <w:rFonts w:ascii="Times New Roman" w:hAnsi="Times New Roman" w:cs="Times New Roman"/>
+          <w:sz w:val="22"/>
+          <w:szCs w:val="22"/>
+        </w:rPr>
+        <w:t xml:space="preserve"> (</w:t>
+      </w:r>
+      <w:proofErr w:type="spellStart"/>
+      <w:r>
+        <w:rPr>
+          <w:rFonts w:ascii="Times New Roman" w:hAnsi="Times New Roman" w:cs="Times New Roman"/>
+          <w:sz w:val="22"/>
+          <w:szCs w:val="22"/>
+        </w:rPr>
+        <w:t>LangChain</w:t>
+      </w:r>
+      <w:proofErr w:type="spellEnd"/>
+      <w:r>
+        <w:rPr>
+          <w:rFonts w:ascii="Times New Roman" w:hAnsi="Times New Roman" w:cs="Times New Roman"/>
+          <w:sz w:val="22"/>
+          <w:szCs w:val="22"/>
+        </w:rPr>
+        <w:t xml:space="preserve"> LLM</w:t>
+      </w:r>
+      <w:r>
+        <w:rPr>
+          <w:rFonts w:ascii="Times New Roman" w:hAnsi="Times New Roman" w:cs="Times New Roman"/>
+          <w:sz w:val="22"/>
+          <w:szCs w:val="22"/>
+        </w:rPr>
+        <w:t>)</w:t>
+      </w:r>
+      <w:r>
+        <w:rPr>
+          <w:rFonts w:ascii="Times New Roman" w:hAnsi="Times New Roman" w:cs="Times New Roman"/>
+          <w:sz w:val="22"/>
+          <w:szCs w:val="22"/>
+        </w:rPr>
+        <w:t>: Stubbed AI interactions to verify stateful chat memory and prompt injection logic without incurring live inference latency.</w:t>
+      </w:r>
+    </w:p>
+    <w:p>
+      <w:pPr>
+        <w:numPr>
+          <w:ilvl w:val="0"/>
+          <w:numId w:val="17"/>
+        </w:numPr>
+        <w:spacing w:line="240" w:lineRule="auto"/>
+        <w:contextualSpacing/>
+        <w:rPr>
+          <w:rFonts w:ascii="Times New Roman" w:hAnsi="Times New Roman" w:cs="Times New Roman"/>
+          <w:sz w:val="22"/>
+          <w:szCs w:val="22"/>
+        </w:rPr>
+      </w:pPr>
+      <w:r>
+        <w:rPr>
+          <w:rFonts w:ascii="Times New Roman" w:hAnsi="Times New Roman" w:cs="Times New Roman"/>
+          <w:sz w:val="22"/>
+          <w:szCs w:val="22"/>
+        </w:rPr>
+        <w:t>test_email_utils.py</w:t>
+      </w:r>
+      <w:r>
+        <w:rPr>
+          <w:rFonts w:ascii="Times New Roman" w:hAnsi="Times New Roman" w:cs="Times New Roman"/>
+          <w:sz w:val="22"/>
+          <w:szCs w:val="22"/>
+        </w:rPr>
+        <w:t xml:space="preserve"> (</w:t>
+      </w:r>
+      <w:r>
+        <w:rPr>
+          <w:rFonts w:ascii="Times New Roman" w:hAnsi="Times New Roman" w:cs="Times New Roman"/>
+          <w:sz w:val="22"/>
+          <w:szCs w:val="22"/>
+        </w:rPr>
+        <w:t>SMTP Email Configuration</w:t>
+      </w:r>
+      <w:r>
+        <w:rPr>
+          <w:rFonts w:ascii="Times New Roman" w:hAnsi="Times New Roman" w:cs="Times New Roman"/>
+          <w:sz w:val="22"/>
+          <w:szCs w:val="22"/>
+        </w:rPr>
+        <w:t>)</w:t>
+      </w:r>
+      <w:r>
+        <w:rPr>
+          <w:rFonts w:ascii="Times New Roman" w:hAnsi="Times New Roman" w:cs="Times New Roman"/>
+          <w:sz w:val="22"/>
+          <w:szCs w:val="22"/>
+        </w:rPr>
+        <w:t>: Suppressed external network calls for email verification by utilizing Flask's MAIL_SUPPRESS_SEND=True setting.</w:t>
+      </w:r>
+    </w:p>
+    <w:p>
+      <w:pPr>
+        <w:spacing w:line="240" w:lineRule="auto"/>
+        <w:contextualSpacing/>
+        <w:rPr>
+          <w:rFonts w:ascii="Times New Roman" w:hAnsi="Times New Roman" w:cs="Times New Roman" w:hint="eastAsia"/>
+          <w:sz w:val="22"/>
+          <w:szCs w:val="22"/>
+        </w:rPr>
+      </w:pPr>
+    </w:p>
+    <w:p>
+      <w:pPr>
+        <w:spacing w:line="240" w:lineRule="auto"/>
+        <w:contextualSpacing/>
+        <w:rPr>
+          <w:rFonts w:ascii="Times New Roman" w:hAnsi="Times New Roman" w:cs="Times New Roman"/>
+          <w:sz w:val="22"/>
+          <w:szCs w:val="22"/>
+        </w:rPr>
+      </w:pPr>
+      <w:r>
+        <w:rPr>
+          <w:rFonts w:ascii="Times New Roman" w:hAnsi="Times New Roman" w:cs="Times New Roman"/>
+          <w:b/>
+          <w:bCs/>
+          <w:sz w:val="22"/>
+          <w:szCs w:val="22"/>
+        </w:rPr>
+        <w:t>5.3 Test Execution Logs</w:t>
+      </w:r>
+      <w:r>
+        <w:rPr>
+          <w:rFonts w:ascii="Times New Roman" w:hAnsi="Times New Roman" w:cs="Times New Roman"/>
+          <w:sz w:val="22"/>
+          <w:szCs w:val="22"/>
+        </w:rPr>
+        <w:t xml:space="preserve"> The comprehensive and unedited terminal output of our test suite execution, including module-by-module progress, specific test function names, and the final 355 passed metrics, has been exported as a supplementary file. For detailed verification, please refer to the attached </w:t>
+      </w:r>
+      <w:r>
+        <w:rPr>
+          <w:rFonts w:ascii="Times New Roman" w:hAnsi="Times New Roman" w:cs="Times New Roman"/>
+          <w:b/>
+          <w:bCs/>
+          <w:sz w:val="22"/>
+          <w:szCs w:val="22"/>
+        </w:rPr>
+        <w:t>Pytest_Execution_Logs.md</w:t>
+      </w:r>
+      <w:r>
+        <w:rPr>
+          <w:rFonts w:ascii="Times New Roman" w:hAnsi="Times New Roman" w:cs="Times New Roman"/>
+          <w:sz w:val="22"/>
+          <w:szCs w:val="22"/>
+        </w:rPr>
+        <w:t xml:space="preserve"> file located in the project repository's root directory.</w:t>
+      </w:r>
+    </w:p>
+    <w:p>
+      <w:pPr>
+        <w:spacing w:line="240" w:lineRule="auto"/>
+        <w:contextualSpacing/>
+        <w:rPr>
+          <w:rFonts w:ascii="Times New Roman" w:hAnsi="Times New Roman" w:cs="Times New Roman"/>
+          <w:sz w:val="22"/>
+          <w:szCs w:val="22"/>
+        </w:rPr>
       </w:pPr>
     </w:p>
     <w:sectPr>
       <w:pgSz w:w="11906" w:h="16838"/>
-      <w:pgMar w:top="1440" w:right="1800" w:bottom="1440" w:left="1800" w:header="851" w:footer="992" w:gutter="0"/>
+      <w:pgMar w:top="720" w:right="720" w:bottom="720" w:left="720" w:header="851" w:footer="992" w:gutter="0"/>
       <w:cols w:space="425"/>
       <w:docGrid w:type="lines" w:linePitch="360"/>
     </w:sectPr>
@@ -493,6 +1240,304 @@
 <file path=word/numbering.xml><?xml version="1.0" encoding="utf-8"?>
 <w:numbering xmlns:wpc="http://schemas.microsoft.com/office/word/2010/wordprocessingCanvas" xmlns:cx="http://schemas.microsoft.com/office/drawing/2014/chartex" xmlns:cx1="http://schemas.microsoft.com/office/drawing/2015/9/8/chartex" xmlns:cx2="http://schemas.microsoft.com/office/drawing/2015/10/21/chartex" xmlns:cx3="http://schemas.microsoft.com/office/drawing/2016/5/9/chartex" xmlns:cx4="http://schemas.microsoft.com/office/drawing/2016/5/10/chartex" xmlns:cx5="http://schemas.microsoft.com/office/drawing/2016/5/11/chartex" xmlns:cx6="http://schemas.microsoft.com/office/drawing/2016/5/12/chartex" xmlns:cx7="http://schemas.microsoft.com/office/drawing/2016/5/13/chartex" xmlns:cx8="http://schemas.microsoft.com/office/drawing/2016/5/14/chartex" xmlns:mc="http://schemas.openxmlformats.org/markup-compatibility/2006" xmlns:aink="http://schemas.microsoft.com/office/drawing/2016/ink" xmlns:am3d="http://schemas.microsoft.com/office/drawing/2017/model3d" xmlns:o="urn:schemas-microsoft-com:office:office" xmlns:oel="http://schemas.microsoft.com/office/2019/extlst" xmlns:r="http://schemas.openxmlformats.org/officeDocument/2006/relationships" xmlns:m="http://schemas.openxmlformats.org/officeDocument/2006/math" xmlns:v="urn:schemas-microsoft-com:vml" xmlns:wp14="http://schemas.microsoft.com/office/word/2010/wordprocessingDrawing" xmlns:wp="http://schemas.openxmlformats.org/drawingml/2006/wordprocessingDrawing" xmlns:w10="urn:schemas-microsoft-com:office:word" xmlns:w="http://schemas.openxmlformats.org/wordprocessingml/2006/main" xmlns:w14="http://schemas.microsoft.com/office/word/2010/wordml" xmlns:w15="http://schemas.microsoft.com/office/word/2012/wordml" xmlns:w16cex="http://schemas.microsoft.com/office/word/2018/wordml/cex" xmlns:w16cid="http://schemas.microsoft.com/office/word/2016/wordml/cid" xmlns:w16="http://schemas.microsoft.com/office/word/2018/wordml" xmlns:w16du="http://schemas.microsoft.com/office/word/2023/wordml/word16du" xmlns:w16sdtdh="http://schemas.microsoft.com/office/word/2020/wordml/sdtdatahash" xmlns:w16sdtfl="http://schemas.microsoft.com/office/word/2024/wordml/sdtformatlock" xmlns:w16se="http://schemas.microsoft.com/office/word/2015/wordml/symex" xmlns:wpg="http://schemas.microsoft.com/office/word/2010/wordprocessingGroup" xmlns:wpi="http://schemas.microsoft.com/office/word/2010/wordprocessingInk" xmlns:wne="http://schemas.microsoft.com/office/word/2006/wordml" xmlns:wps="http://schemas.microsoft.com/office/word/2010/wordprocessingShape" mc:Ignorable="w14 w15 w16se w16cid w16 w16cex w16sdtdh w16sdtfl w16du wp14">
   <w:abstractNum w:abstractNumId="0" w15:restartNumberingAfterBreak="0">
+    <w:nsid w:val="059966D5"/>
+    <w:multiLevelType w:val="multilevel"/>
+    <w:tmpl w:val="780A82EE"/>
+    <w:lvl w:ilvl="0">
+      <w:start w:val="1"/>
+      <w:numFmt w:val="bullet"/>
+      <w:lvlText w:val=""/>
+      <w:lvlJc w:val="left"/>
+      <w:pPr>
+        <w:tabs>
+          <w:tab w:val="num" w:pos="720"/>
+        </w:tabs>
+        <w:ind w:left="720" w:hanging="360"/>
+      </w:pPr>
+      <w:rPr>
+        <w:rFonts w:ascii="Symbol" w:hAnsi="Symbol" w:hint="default"/>
+        <w:sz w:val="20"/>
+      </w:rPr>
+    </w:lvl>
+    <w:lvl w:ilvl="1" w:tentative="1">
+      <w:start w:val="1"/>
+      <w:numFmt w:val="bullet"/>
+      <w:lvlText w:val="o"/>
+      <w:lvlJc w:val="left"/>
+      <w:pPr>
+        <w:tabs>
+          <w:tab w:val="num" w:pos="1440"/>
+        </w:tabs>
+        <w:ind w:left="1440" w:hanging="360"/>
+      </w:pPr>
+      <w:rPr>
+        <w:rFonts w:ascii="Courier New" w:hAnsi="Courier New" w:hint="default"/>
+        <w:sz w:val="20"/>
+      </w:rPr>
+    </w:lvl>
+    <w:lvl w:ilvl="2" w:tentative="1">
+      <w:start w:val="1"/>
+      <w:numFmt w:val="bullet"/>
+      <w:lvlText w:val=""/>
+      <w:lvlJc w:val="left"/>
+      <w:pPr>
+        <w:tabs>
+          <w:tab w:val="num" w:pos="2160"/>
+        </w:tabs>
+        <w:ind w:left="2160" w:hanging="360"/>
+      </w:pPr>
+      <w:rPr>
+        <w:rFonts w:ascii="Wingdings" w:hAnsi="Wingdings" w:hint="default"/>
+        <w:sz w:val="20"/>
+      </w:rPr>
+    </w:lvl>
+    <w:lvl w:ilvl="3" w:tentative="1">
+      <w:start w:val="1"/>
+      <w:numFmt w:val="bullet"/>
+      <w:lvlText w:val=""/>
+      <w:lvlJc w:val="left"/>
+      <w:pPr>
+        <w:tabs>
+          <w:tab w:val="num" w:pos="2880"/>
+        </w:tabs>
+        <w:ind w:left="2880" w:hanging="360"/>
+      </w:pPr>
+      <w:rPr>
+        <w:rFonts w:ascii="Wingdings" w:hAnsi="Wingdings" w:hint="default"/>
+        <w:sz w:val="20"/>
+      </w:rPr>
+    </w:lvl>
+    <w:lvl w:ilvl="4" w:tentative="1">
+      <w:start w:val="1"/>
+      <w:numFmt w:val="bullet"/>
+      <w:lvlText w:val=""/>
+      <w:lvlJc w:val="left"/>
+      <w:pPr>
+        <w:tabs>
+          <w:tab w:val="num" w:pos="3600"/>
+        </w:tabs>
+        <w:ind w:left="3600" w:hanging="360"/>
+      </w:pPr>
+      <w:rPr>
+        <w:rFonts w:ascii="Wingdings" w:hAnsi="Wingdings" w:hint="default"/>
+        <w:sz w:val="20"/>
+      </w:rPr>
+    </w:lvl>
+    <w:lvl w:ilvl="5" w:tentative="1">
+      <w:start w:val="1"/>
+      <w:numFmt w:val="bullet"/>
+      <w:lvlText w:val=""/>
+      <w:lvlJc w:val="left"/>
+      <w:pPr>
+        <w:tabs>
+          <w:tab w:val="num" w:pos="4320"/>
+        </w:tabs>
+        <w:ind w:left="4320" w:hanging="360"/>
+      </w:pPr>
+      <w:rPr>
+        <w:rFonts w:ascii="Wingdings" w:hAnsi="Wingdings" w:hint="default"/>
+        <w:sz w:val="20"/>
+      </w:rPr>
+    </w:lvl>
+    <w:lvl w:ilvl="6" w:tentative="1">
+      <w:start w:val="1"/>
+      <w:numFmt w:val="bullet"/>
+      <w:lvlText w:val=""/>
+      <w:lvlJc w:val="left"/>
+      <w:pPr>
+        <w:tabs>
+          <w:tab w:val="num" w:pos="5040"/>
+        </w:tabs>
+        <w:ind w:left="5040" w:hanging="360"/>
+      </w:pPr>
+      <w:rPr>
+        <w:rFonts w:ascii="Wingdings" w:hAnsi="Wingdings" w:hint="default"/>
+        <w:sz w:val="20"/>
+      </w:rPr>
+    </w:lvl>
+    <w:lvl w:ilvl="7" w:tentative="1">
+      <w:start w:val="1"/>
+      <w:numFmt w:val="bullet"/>
+      <w:lvlText w:val=""/>
+      <w:lvlJc w:val="left"/>
+      <w:pPr>
+        <w:tabs>
+          <w:tab w:val="num" w:pos="5760"/>
+        </w:tabs>
+        <w:ind w:left="5760" w:hanging="360"/>
+      </w:pPr>
+      <w:rPr>
+        <w:rFonts w:ascii="Wingdings" w:hAnsi="Wingdings" w:hint="default"/>
+        <w:sz w:val="20"/>
+      </w:rPr>
+    </w:lvl>
+    <w:lvl w:ilvl="8" w:tentative="1">
+      <w:start w:val="1"/>
+      <w:numFmt w:val="bullet"/>
+      <w:lvlText w:val=""/>
+      <w:lvlJc w:val="left"/>
+      <w:pPr>
+        <w:tabs>
+          <w:tab w:val="num" w:pos="6480"/>
+        </w:tabs>
+        <w:ind w:left="6480" w:hanging="360"/>
+      </w:pPr>
+      <w:rPr>
+        <w:rFonts w:ascii="Wingdings" w:hAnsi="Wingdings" w:hint="default"/>
+        <w:sz w:val="20"/>
+      </w:rPr>
+    </w:lvl>
+  </w:abstractNum>
+  <w:abstractNum w:abstractNumId="1" w15:restartNumberingAfterBreak="0">
+    <w:nsid w:val="08991483"/>
+    <w:multiLevelType w:val="multilevel"/>
+    <w:tmpl w:val="151E7E3E"/>
+    <w:lvl w:ilvl="0">
+      <w:start w:val="1"/>
+      <w:numFmt w:val="bullet"/>
+      <w:lvlText w:val=""/>
+      <w:lvlJc w:val="left"/>
+      <w:pPr>
+        <w:tabs>
+          <w:tab w:val="num" w:pos="720"/>
+        </w:tabs>
+        <w:ind w:left="720" w:hanging="360"/>
+      </w:pPr>
+      <w:rPr>
+        <w:rFonts w:ascii="Symbol" w:hAnsi="Symbol" w:hint="default"/>
+        <w:sz w:val="20"/>
+      </w:rPr>
+    </w:lvl>
+    <w:lvl w:ilvl="1" w:tentative="1">
+      <w:start w:val="1"/>
+      <w:numFmt w:val="bullet"/>
+      <w:lvlText w:val="o"/>
+      <w:lvlJc w:val="left"/>
+      <w:pPr>
+        <w:tabs>
+          <w:tab w:val="num" w:pos="1440"/>
+        </w:tabs>
+        <w:ind w:left="1440" w:hanging="360"/>
+      </w:pPr>
+      <w:rPr>
+        <w:rFonts w:ascii="Courier New" w:hAnsi="Courier New" w:hint="default"/>
+        <w:sz w:val="20"/>
+      </w:rPr>
+    </w:lvl>
+    <w:lvl w:ilvl="2" w:tentative="1">
+      <w:start w:val="1"/>
+      <w:numFmt w:val="bullet"/>
+      <w:lvlText w:val=""/>
+      <w:lvlJc w:val="left"/>
+      <w:pPr>
+        <w:tabs>
+          <w:tab w:val="num" w:pos="2160"/>
+        </w:tabs>
+        <w:ind w:left="2160" w:hanging="360"/>
+      </w:pPr>
+      <w:rPr>
+        <w:rFonts w:ascii="Wingdings" w:hAnsi="Wingdings" w:hint="default"/>
+        <w:sz w:val="20"/>
+      </w:rPr>
+    </w:lvl>
+    <w:lvl w:ilvl="3" w:tentative="1">
+      <w:start w:val="1"/>
+      <w:numFmt w:val="bullet"/>
+      <w:lvlText w:val=""/>
+      <w:lvlJc w:val="left"/>
+      <w:pPr>
+        <w:tabs>
+          <w:tab w:val="num" w:pos="2880"/>
+        </w:tabs>
+        <w:ind w:left="2880" w:hanging="360"/>
+      </w:pPr>
+      <w:rPr>
+        <w:rFonts w:ascii="Wingdings" w:hAnsi="Wingdings" w:hint="default"/>
+        <w:sz w:val="20"/>
+      </w:rPr>
+    </w:lvl>
+    <w:lvl w:ilvl="4" w:tentative="1">
+      <w:start w:val="1"/>
+      <w:numFmt w:val="bullet"/>
+      <w:lvlText w:val=""/>
+      <w:lvlJc w:val="left"/>
+      <w:pPr>
+        <w:tabs>
+          <w:tab w:val="num" w:pos="3600"/>
+        </w:tabs>
+        <w:ind w:left="3600" w:hanging="360"/>
+      </w:pPr>
+      <w:rPr>
+        <w:rFonts w:ascii="Wingdings" w:hAnsi="Wingdings" w:hint="default"/>
+        <w:sz w:val="20"/>
+      </w:rPr>
+    </w:lvl>
+    <w:lvl w:ilvl="5" w:tentative="1">
+      <w:start w:val="1"/>
+      <w:numFmt w:val="bullet"/>
+      <w:lvlText w:val=""/>
+      <w:lvlJc w:val="left"/>
+      <w:pPr>
+        <w:tabs>
+          <w:tab w:val="num" w:pos="4320"/>
+        </w:tabs>
+        <w:ind w:left="4320" w:hanging="360"/>
+      </w:pPr>
+      <w:rPr>
+        <w:rFonts w:ascii="Wingdings" w:hAnsi="Wingdings" w:hint="default"/>
+        <w:sz w:val="20"/>
+      </w:rPr>
+    </w:lvl>
+    <w:lvl w:ilvl="6" w:tentative="1">
+      <w:start w:val="1"/>
+      <w:numFmt w:val="bullet"/>
+      <w:lvlText w:val=""/>
+      <w:lvlJc w:val="left"/>
+      <w:pPr>
+        <w:tabs>
+          <w:tab w:val="num" w:pos="5040"/>
+        </w:tabs>
+        <w:ind w:left="5040" w:hanging="360"/>
+      </w:pPr>
+      <w:rPr>
+        <w:rFonts w:ascii="Wingdings" w:hAnsi="Wingdings" w:hint="default"/>
+        <w:sz w:val="20"/>
+      </w:rPr>
+    </w:lvl>
+    <w:lvl w:ilvl="7" w:tentative="1">
+      <w:start w:val="1"/>
+      <w:numFmt w:val="bullet"/>
+      <w:lvlText w:val=""/>
+      <w:lvlJc w:val="left"/>
+      <w:pPr>
+        <w:tabs>
+          <w:tab w:val="num" w:pos="5760"/>
+        </w:tabs>
+        <w:ind w:left="5760" w:hanging="360"/>
+      </w:pPr>
+      <w:rPr>
+        <w:rFonts w:ascii="Wingdings" w:hAnsi="Wingdings" w:hint="default"/>
+        <w:sz w:val="20"/>
+      </w:rPr>
+    </w:lvl>
+    <w:lvl w:ilvl="8" w:tentative="1">
+      <w:start w:val="1"/>
+      <w:numFmt w:val="bullet"/>
+      <w:lvlText w:val=""/>
+      <w:lvlJc w:val="left"/>
+      <w:pPr>
+        <w:tabs>
+          <w:tab w:val="num" w:pos="6480"/>
+        </w:tabs>
+        <w:ind w:left="6480" w:hanging="360"/>
+      </w:pPr>
+      <w:rPr>
+        <w:rFonts w:ascii="Wingdings" w:hAnsi="Wingdings" w:hint="default"/>
+        <w:sz w:val="20"/>
+      </w:rPr>
+    </w:lvl>
+  </w:abstractNum>
+  <w:abstractNum w:abstractNumId="2" w15:restartNumberingAfterBreak="0">
     <w:nsid w:val="0AFF7BDB"/>
     <w:multiLevelType w:val="multilevel"/>
     <w:tmpl w:val="C55295FC"/>
@@ -641,7 +1686,156 @@
       </w:rPr>
     </w:lvl>
   </w:abstractNum>
-  <w:abstractNum w:abstractNumId="1" w15:restartNumberingAfterBreak="0">
+  <w:abstractNum w:abstractNumId="3" w15:restartNumberingAfterBreak="0">
+    <w:nsid w:val="0FD80014"/>
+    <w:multiLevelType w:val="multilevel"/>
+    <w:tmpl w:val="795C41DE"/>
+    <w:lvl w:ilvl="0">
+      <w:start w:val="1"/>
+      <w:numFmt w:val="bullet"/>
+      <w:lvlText w:val=""/>
+      <w:lvlJc w:val="left"/>
+      <w:pPr>
+        <w:tabs>
+          <w:tab w:val="num" w:pos="720"/>
+        </w:tabs>
+        <w:ind w:left="720" w:hanging="360"/>
+      </w:pPr>
+      <w:rPr>
+        <w:rFonts w:ascii="Symbol" w:hAnsi="Symbol" w:hint="default"/>
+        <w:sz w:val="20"/>
+      </w:rPr>
+    </w:lvl>
+    <w:lvl w:ilvl="1" w:tentative="1">
+      <w:start w:val="1"/>
+      <w:numFmt w:val="bullet"/>
+      <w:lvlText w:val="o"/>
+      <w:lvlJc w:val="left"/>
+      <w:pPr>
+        <w:tabs>
+          <w:tab w:val="num" w:pos="1440"/>
+        </w:tabs>
+        <w:ind w:left="1440" w:hanging="360"/>
+      </w:pPr>
+      <w:rPr>
+        <w:rFonts w:ascii="Courier New" w:hAnsi="Courier New" w:hint="default"/>
+        <w:sz w:val="20"/>
+      </w:rPr>
+    </w:lvl>
+    <w:lvl w:ilvl="2" w:tentative="1">
+      <w:start w:val="1"/>
+      <w:numFmt w:val="bullet"/>
+      <w:lvlText w:val=""/>
+      <w:lvlJc w:val="left"/>
+      <w:pPr>
+        <w:tabs>
+          <w:tab w:val="num" w:pos="2160"/>
+        </w:tabs>
+        <w:ind w:left="2160" w:hanging="360"/>
+      </w:pPr>
+      <w:rPr>
+        <w:rFonts w:ascii="Wingdings" w:hAnsi="Wingdings" w:hint="default"/>
+        <w:sz w:val="20"/>
+      </w:rPr>
+    </w:lvl>
+    <w:lvl w:ilvl="3" w:tentative="1">
+      <w:start w:val="1"/>
+      <w:numFmt w:val="bullet"/>
+      <w:lvlText w:val=""/>
+      <w:lvlJc w:val="left"/>
+      <w:pPr>
+        <w:tabs>
+          <w:tab w:val="num" w:pos="2880"/>
+        </w:tabs>
+        <w:ind w:left="2880" w:hanging="360"/>
+      </w:pPr>
+      <w:rPr>
+        <w:rFonts w:ascii="Wingdings" w:hAnsi="Wingdings" w:hint="default"/>
+        <w:sz w:val="20"/>
+      </w:rPr>
+    </w:lvl>
+    <w:lvl w:ilvl="4" w:tentative="1">
+      <w:start w:val="1"/>
+      <w:numFmt w:val="bullet"/>
+      <w:lvlText w:val=""/>
+      <w:lvlJc w:val="left"/>
+      <w:pPr>
+        <w:tabs>
+          <w:tab w:val="num" w:pos="3600"/>
+        </w:tabs>
+        <w:ind w:left="3600" w:hanging="360"/>
+      </w:pPr>
+      <w:rPr>
+        <w:rFonts w:ascii="Wingdings" w:hAnsi="Wingdings" w:hint="default"/>
+        <w:sz w:val="20"/>
+      </w:rPr>
+    </w:lvl>
+    <w:lvl w:ilvl="5" w:tentative="1">
+      <w:start w:val="1"/>
+      <w:numFmt w:val="bullet"/>
+      <w:lvlText w:val=""/>
+      <w:lvlJc w:val="left"/>
+      <w:pPr>
+        <w:tabs>
+          <w:tab w:val="num" w:pos="4320"/>
+        </w:tabs>
+        <w:ind w:left="4320" w:hanging="360"/>
+      </w:pPr>
+      <w:rPr>
+        <w:rFonts w:ascii="Wingdings" w:hAnsi="Wingdings" w:hint="default"/>
+        <w:sz w:val="20"/>
+      </w:rPr>
+    </w:lvl>
+    <w:lvl w:ilvl="6" w:tentative="1">
+      <w:start w:val="1"/>
+      <w:numFmt w:val="bullet"/>
+      <w:lvlText w:val=""/>
+      <w:lvlJc w:val="left"/>
+      <w:pPr>
+        <w:tabs>
+          <w:tab w:val="num" w:pos="5040"/>
+        </w:tabs>
+        <w:ind w:left="5040" w:hanging="360"/>
+      </w:pPr>
+      <w:rPr>
+        <w:rFonts w:ascii="Wingdings" w:hAnsi="Wingdings" w:hint="default"/>
+        <w:sz w:val="20"/>
+      </w:rPr>
+    </w:lvl>
+    <w:lvl w:ilvl="7" w:tentative="1">
+      <w:start w:val="1"/>
+      <w:numFmt w:val="bullet"/>
+      <w:lvlText w:val=""/>
+      <w:lvlJc w:val="left"/>
+      <w:pPr>
+        <w:tabs>
+          <w:tab w:val="num" w:pos="5760"/>
+        </w:tabs>
+        <w:ind w:left="5760" w:hanging="360"/>
+      </w:pPr>
+      <w:rPr>
+        <w:rFonts w:ascii="Wingdings" w:hAnsi="Wingdings" w:hint="default"/>
+        <w:sz w:val="20"/>
+      </w:rPr>
+    </w:lvl>
+    <w:lvl w:ilvl="8" w:tentative="1">
+      <w:start w:val="1"/>
+      <w:numFmt w:val="bullet"/>
+      <w:lvlText w:val=""/>
+      <w:lvlJc w:val="left"/>
+      <w:pPr>
+        <w:tabs>
+          <w:tab w:val="num" w:pos="6480"/>
+        </w:tabs>
+        <w:ind w:left="6480" w:hanging="360"/>
+      </w:pPr>
+      <w:rPr>
+        <w:rFonts w:ascii="Wingdings" w:hAnsi="Wingdings" w:hint="default"/>
+        <w:sz w:val="20"/>
+      </w:rPr>
+    </w:lvl>
+  </w:abstractNum>
+  <w:abstractNum w:abstractNumId="4" w15:restartNumberingAfterBreak="0">
     <w:nsid w:val="1BF9689F"/>
     <w:multiLevelType w:val="multilevel"/>
     <w:tmpl w:val="BB263FF0"/>
@@ -790,7 +1984,305 @@
       </w:rPr>
     </w:lvl>
   </w:abstractNum>
-  <w:abstractNum w:abstractNumId="2" w15:restartNumberingAfterBreak="0">
+  <w:abstractNum w:abstractNumId="5" w15:restartNumberingAfterBreak="0">
+    <w:nsid w:val="21DE0454"/>
+    <w:multiLevelType w:val="multilevel"/>
+    <w:tmpl w:val="787EF29C"/>
+    <w:lvl w:ilvl="0">
+      <w:start w:val="1"/>
+      <w:numFmt w:val="bullet"/>
+      <w:lvlText w:val=""/>
+      <w:lvlJc w:val="left"/>
+      <w:pPr>
+        <w:tabs>
+          <w:tab w:val="num" w:pos="720"/>
+        </w:tabs>
+        <w:ind w:left="720" w:hanging="360"/>
+      </w:pPr>
+      <w:rPr>
+        <w:rFonts w:ascii="Symbol" w:hAnsi="Symbol" w:hint="default"/>
+        <w:sz w:val="20"/>
+      </w:rPr>
+    </w:lvl>
+    <w:lvl w:ilvl="1" w:tentative="1">
+      <w:start w:val="1"/>
+      <w:numFmt w:val="bullet"/>
+      <w:lvlText w:val="o"/>
+      <w:lvlJc w:val="left"/>
+      <w:pPr>
+        <w:tabs>
+          <w:tab w:val="num" w:pos="1440"/>
+        </w:tabs>
+        <w:ind w:left="1440" w:hanging="360"/>
+      </w:pPr>
+      <w:rPr>
+        <w:rFonts w:ascii="Courier New" w:hAnsi="Courier New" w:hint="default"/>
+        <w:sz w:val="20"/>
+      </w:rPr>
+    </w:lvl>
+    <w:lvl w:ilvl="2" w:tentative="1">
+      <w:start w:val="1"/>
+      <w:numFmt w:val="bullet"/>
+      <w:lvlText w:val=""/>
+      <w:lvlJc w:val="left"/>
+      <w:pPr>
+        <w:tabs>
+          <w:tab w:val="num" w:pos="2160"/>
+        </w:tabs>
+        <w:ind w:left="2160" w:hanging="360"/>
+      </w:pPr>
+      <w:rPr>
+        <w:rFonts w:ascii="Wingdings" w:hAnsi="Wingdings" w:hint="default"/>
+        <w:sz w:val="20"/>
+      </w:rPr>
+    </w:lvl>
+    <w:lvl w:ilvl="3" w:tentative="1">
+      <w:start w:val="1"/>
+      <w:numFmt w:val="bullet"/>
+      <w:lvlText w:val=""/>
+      <w:lvlJc w:val="left"/>
+      <w:pPr>
+        <w:tabs>
+          <w:tab w:val="num" w:pos="2880"/>
+        </w:tabs>
+        <w:ind w:left="2880" w:hanging="360"/>
+      </w:pPr>
+      <w:rPr>
+        <w:rFonts w:ascii="Wingdings" w:hAnsi="Wingdings" w:hint="default"/>
+        <w:sz w:val="20"/>
+      </w:rPr>
+    </w:lvl>
+    <w:lvl w:ilvl="4" w:tentative="1">
+      <w:start w:val="1"/>
+      <w:numFmt w:val="bullet"/>
+      <w:lvlText w:val=""/>
+      <w:lvlJc w:val="left"/>
+      <w:pPr>
+        <w:tabs>
+          <w:tab w:val="num" w:pos="3600"/>
+        </w:tabs>
+        <w:ind w:left="3600" w:hanging="360"/>
+      </w:pPr>
+      <w:rPr>
+        <w:rFonts w:ascii="Wingdings" w:hAnsi="Wingdings" w:hint="default"/>
+        <w:sz w:val="20"/>
+      </w:rPr>
+    </w:lvl>
+    <w:lvl w:ilvl="5" w:tentative="1">
+      <w:start w:val="1"/>
+      <w:numFmt w:val="bullet"/>
+      <w:lvlText w:val=""/>
+      <w:lvlJc w:val="left"/>
+      <w:pPr>
+        <w:tabs>
+          <w:tab w:val="num" w:pos="4320"/>
+        </w:tabs>
+        <w:ind w:left="4320" w:hanging="360"/>
+      </w:pPr>
+      <w:rPr>
+        <w:rFonts w:ascii="Wingdings" w:hAnsi="Wingdings" w:hint="default"/>
+        <w:sz w:val="20"/>
+      </w:rPr>
+    </w:lvl>
+    <w:lvl w:ilvl="6" w:tentative="1">
+      <w:start w:val="1"/>
+      <w:numFmt w:val="bullet"/>
+      <w:lvlText w:val=""/>
+      <w:lvlJc w:val="left"/>
+      <w:pPr>
+        <w:tabs>
+          <w:tab w:val="num" w:pos="5040"/>
+        </w:tabs>
+        <w:ind w:left="5040" w:hanging="360"/>
+      </w:pPr>
+      <w:rPr>
+        <w:rFonts w:ascii="Wingdings" w:hAnsi="Wingdings" w:hint="default"/>
+        <w:sz w:val="20"/>
+      </w:rPr>
+    </w:lvl>
+    <w:lvl w:ilvl="7" w:tentative="1">
+      <w:start w:val="1"/>
+      <w:numFmt w:val="bullet"/>
+      <w:lvlText w:val=""/>
+      <w:lvlJc w:val="left"/>
+      <w:pPr>
+        <w:tabs>
+          <w:tab w:val="num" w:pos="5760"/>
+        </w:tabs>
+        <w:ind w:left="5760" w:hanging="360"/>
+      </w:pPr>
+      <w:rPr>
+        <w:rFonts w:ascii="Wingdings" w:hAnsi="Wingdings" w:hint="default"/>
+        <w:sz w:val="20"/>
+      </w:rPr>
+    </w:lvl>
+    <w:lvl w:ilvl="8" w:tentative="1">
+      <w:start w:val="1"/>
+      <w:numFmt w:val="bullet"/>
+      <w:lvlText w:val=""/>
+      <w:lvlJc w:val="left"/>
+      <w:pPr>
+        <w:tabs>
+          <w:tab w:val="num" w:pos="6480"/>
+        </w:tabs>
+        <w:ind w:left="6480" w:hanging="360"/>
+      </w:pPr>
+      <w:rPr>
+        <w:rFonts w:ascii="Wingdings" w:hAnsi="Wingdings" w:hint="default"/>
+        <w:sz w:val="20"/>
+      </w:rPr>
+    </w:lvl>
+  </w:abstractNum>
+  <w:abstractNum w:abstractNumId="6" w15:restartNumberingAfterBreak="0">
+    <w:nsid w:val="42056B19"/>
+    <w:multiLevelType w:val="multilevel"/>
+    <w:tmpl w:val="B53AF25C"/>
+    <w:lvl w:ilvl="0">
+      <w:start w:val="1"/>
+      <w:numFmt w:val="bullet"/>
+      <w:lvlText w:val=""/>
+      <w:lvlJc w:val="left"/>
+      <w:pPr>
+        <w:tabs>
+          <w:tab w:val="num" w:pos="720"/>
+        </w:tabs>
+        <w:ind w:left="720" w:hanging="360"/>
+      </w:pPr>
+      <w:rPr>
+        <w:rFonts w:ascii="Symbol" w:hAnsi="Symbol" w:hint="default"/>
+        <w:sz w:val="20"/>
+      </w:rPr>
+    </w:lvl>
+    <w:lvl w:ilvl="1" w:tentative="1">
+      <w:start w:val="1"/>
+      <w:numFmt w:val="bullet"/>
+      <w:lvlText w:val="o"/>
+      <w:lvlJc w:val="left"/>
+      <w:pPr>
+        <w:tabs>
+          <w:tab w:val="num" w:pos="1440"/>
+        </w:tabs>
+        <w:ind w:left="1440" w:hanging="360"/>
+      </w:pPr>
+      <w:rPr>
+        <w:rFonts w:ascii="Courier New" w:hAnsi="Courier New" w:hint="default"/>
+        <w:sz w:val="20"/>
+      </w:rPr>
+    </w:lvl>
+    <w:lvl w:ilvl="2" w:tentative="1">
+      <w:start w:val="1"/>
+      <w:numFmt w:val="bullet"/>
+      <w:lvlText w:val=""/>
+      <w:lvlJc w:val="left"/>
+      <w:pPr>
+        <w:tabs>
+          <w:tab w:val="num" w:pos="2160"/>
+        </w:tabs>
+        <w:ind w:left="2160" w:hanging="360"/>
+      </w:pPr>
+      <w:rPr>
+        <w:rFonts w:ascii="Wingdings" w:hAnsi="Wingdings" w:hint="default"/>
+        <w:sz w:val="20"/>
+      </w:rPr>
+    </w:lvl>
+    <w:lvl w:ilvl="3" w:tentative="1">
+      <w:start w:val="1"/>
+      <w:numFmt w:val="bullet"/>
+      <w:lvlText w:val=""/>
+      <w:lvlJc w:val="left"/>
+      <w:pPr>
+        <w:tabs>
+          <w:tab w:val="num" w:pos="2880"/>
+        </w:tabs>
+        <w:ind w:left="2880" w:hanging="360"/>
+      </w:pPr>
+      <w:rPr>
+        <w:rFonts w:ascii="Wingdings" w:hAnsi="Wingdings" w:hint="default"/>
+        <w:sz w:val="20"/>
+      </w:rPr>
+    </w:lvl>
+    <w:lvl w:ilvl="4" w:tentative="1">
+      <w:start w:val="1"/>
+      <w:numFmt w:val="bullet"/>
+      <w:lvlText w:val=""/>
+      <w:lvlJc w:val="left"/>
+      <w:pPr>
+        <w:tabs>
+          <w:tab w:val="num" w:pos="3600"/>
+        </w:tabs>
+        <w:ind w:left="3600" w:hanging="360"/>
+      </w:pPr>
+      <w:rPr>
+        <w:rFonts w:ascii="Wingdings" w:hAnsi="Wingdings" w:hint="default"/>
+        <w:sz w:val="20"/>
+      </w:rPr>
+    </w:lvl>
+    <w:lvl w:ilvl="5" w:tentative="1">
+      <w:start w:val="1"/>
+      <w:numFmt w:val="bullet"/>
+      <w:lvlText w:val=""/>
+      <w:lvlJc w:val="left"/>
+      <w:pPr>
+        <w:tabs>
+          <w:tab w:val="num" w:pos="4320"/>
+        </w:tabs>
+        <w:ind w:left="4320" w:hanging="360"/>
+      </w:pPr>
+      <w:rPr>
+        <w:rFonts w:ascii="Wingdings" w:hAnsi="Wingdings" w:hint="default"/>
+        <w:sz w:val="20"/>
+      </w:rPr>
+    </w:lvl>
+    <w:lvl w:ilvl="6" w:tentative="1">
+      <w:start w:val="1"/>
+      <w:numFmt w:val="bullet"/>
+      <w:lvlText w:val=""/>
+      <w:lvlJc w:val="left"/>
+      <w:pPr>
+        <w:tabs>
+          <w:tab w:val="num" w:pos="5040"/>
+        </w:tabs>
+        <w:ind w:left="5040" w:hanging="360"/>
+      </w:pPr>
+      <w:rPr>
+        <w:rFonts w:ascii="Wingdings" w:hAnsi="Wingdings" w:hint="default"/>
+        <w:sz w:val="20"/>
+      </w:rPr>
+    </w:lvl>
+    <w:lvl w:ilvl="7" w:tentative="1">
+      <w:start w:val="1"/>
+      <w:numFmt w:val="bullet"/>
+      <w:lvlText w:val=""/>
+      <w:lvlJc w:val="left"/>
+      <w:pPr>
+        <w:tabs>
+          <w:tab w:val="num" w:pos="5760"/>
+        </w:tabs>
+        <w:ind w:left="5760" w:hanging="360"/>
+      </w:pPr>
+      <w:rPr>
+        <w:rFonts w:ascii="Wingdings" w:hAnsi="Wingdings" w:hint="default"/>
+        <w:sz w:val="20"/>
+      </w:rPr>
+    </w:lvl>
+    <w:lvl w:ilvl="8" w:tentative="1">
+      <w:start w:val="1"/>
+      <w:numFmt w:val="bullet"/>
+      <w:lvlText w:val=""/>
+      <w:lvlJc w:val="left"/>
+      <w:pPr>
+        <w:tabs>
+          <w:tab w:val="num" w:pos="6480"/>
+        </w:tabs>
+        <w:ind w:left="6480" w:hanging="360"/>
+      </w:pPr>
+      <w:rPr>
+        <w:rFonts w:ascii="Wingdings" w:hAnsi="Wingdings" w:hint="default"/>
+        <w:sz w:val="20"/>
+      </w:rPr>
+    </w:lvl>
+  </w:abstractNum>
+  <w:abstractNum w:abstractNumId="7" w15:restartNumberingAfterBreak="0">
     <w:nsid w:val="4C0050CB"/>
     <w:multiLevelType w:val="multilevel"/>
     <w:tmpl w:val="916A2060"/>
@@ -939,7 +2431,156 @@
       </w:rPr>
     </w:lvl>
   </w:abstractNum>
-  <w:abstractNum w:abstractNumId="3" w15:restartNumberingAfterBreak="0">
+  <w:abstractNum w:abstractNumId="8" w15:restartNumberingAfterBreak="0">
+    <w:nsid w:val="547F48C3"/>
+    <w:multiLevelType w:val="multilevel"/>
+    <w:tmpl w:val="4716887A"/>
+    <w:lvl w:ilvl="0">
+      <w:start w:val="1"/>
+      <w:numFmt w:val="bullet"/>
+      <w:lvlText w:val=""/>
+      <w:lvlJc w:val="left"/>
+      <w:pPr>
+        <w:tabs>
+          <w:tab w:val="num" w:pos="720"/>
+        </w:tabs>
+        <w:ind w:left="720" w:hanging="360"/>
+      </w:pPr>
+      <w:rPr>
+        <w:rFonts w:ascii="Symbol" w:hAnsi="Symbol" w:hint="default"/>
+        <w:sz w:val="20"/>
+      </w:rPr>
+    </w:lvl>
+    <w:lvl w:ilvl="1" w:tentative="1">
+      <w:start w:val="1"/>
+      <w:numFmt w:val="bullet"/>
+      <w:lvlText w:val="o"/>
+      <w:lvlJc w:val="left"/>
+      <w:pPr>
+        <w:tabs>
+          <w:tab w:val="num" w:pos="1440"/>
+        </w:tabs>
+        <w:ind w:left="1440" w:hanging="360"/>
+      </w:pPr>
+      <w:rPr>
+        <w:rFonts w:ascii="Courier New" w:hAnsi="Courier New" w:hint="default"/>
+        <w:sz w:val="20"/>
+      </w:rPr>
+    </w:lvl>
+    <w:lvl w:ilvl="2" w:tentative="1">
+      <w:start w:val="1"/>
+      <w:numFmt w:val="bullet"/>
+      <w:lvlText w:val=""/>
+      <w:lvlJc w:val="left"/>
+      <w:pPr>
+        <w:tabs>
+          <w:tab w:val="num" w:pos="2160"/>
+        </w:tabs>
+        <w:ind w:left="2160" w:hanging="360"/>
+      </w:pPr>
+      <w:rPr>
+        <w:rFonts w:ascii="Wingdings" w:hAnsi="Wingdings" w:hint="default"/>
+        <w:sz w:val="20"/>
+      </w:rPr>
+    </w:lvl>
+    <w:lvl w:ilvl="3" w:tentative="1">
+      <w:start w:val="1"/>
+      <w:numFmt w:val="bullet"/>
+      <w:lvlText w:val=""/>
+      <w:lvlJc w:val="left"/>
+      <w:pPr>
+        <w:tabs>
+          <w:tab w:val="num" w:pos="2880"/>
+        </w:tabs>
+        <w:ind w:left="2880" w:hanging="360"/>
+      </w:pPr>
+      <w:rPr>
+        <w:rFonts w:ascii="Wingdings" w:hAnsi="Wingdings" w:hint="default"/>
+        <w:sz w:val="20"/>
+      </w:rPr>
+    </w:lvl>
+    <w:lvl w:ilvl="4" w:tentative="1">
+      <w:start w:val="1"/>
+      <w:numFmt w:val="bullet"/>
+      <w:lvlText w:val=""/>
+      <w:lvlJc w:val="left"/>
+      <w:pPr>
+        <w:tabs>
+          <w:tab w:val="num" w:pos="3600"/>
+        </w:tabs>
+        <w:ind w:left="3600" w:hanging="360"/>
+      </w:pPr>
+      <w:rPr>
+        <w:rFonts w:ascii="Wingdings" w:hAnsi="Wingdings" w:hint="default"/>
+        <w:sz w:val="20"/>
+      </w:rPr>
+    </w:lvl>
+    <w:lvl w:ilvl="5" w:tentative="1">
+      <w:start w:val="1"/>
+      <w:numFmt w:val="bullet"/>
+      <w:lvlText w:val=""/>
+      <w:lvlJc w:val="left"/>
+      <w:pPr>
+        <w:tabs>
+          <w:tab w:val="num" w:pos="4320"/>
+        </w:tabs>
+        <w:ind w:left="4320" w:hanging="360"/>
+      </w:pPr>
+      <w:rPr>
+        <w:rFonts w:ascii="Wingdings" w:hAnsi="Wingdings" w:hint="default"/>
+        <w:sz w:val="20"/>
+      </w:rPr>
+    </w:lvl>
+    <w:lvl w:ilvl="6" w:tentative="1">
+      <w:start w:val="1"/>
+      <w:numFmt w:val="bullet"/>
+      <w:lvlText w:val=""/>
+      <w:lvlJc w:val="left"/>
+      <w:pPr>
+        <w:tabs>
+          <w:tab w:val="num" w:pos="5040"/>
+        </w:tabs>
+        <w:ind w:left="5040" w:hanging="360"/>
+      </w:pPr>
+      <w:rPr>
+        <w:rFonts w:ascii="Wingdings" w:hAnsi="Wingdings" w:hint="default"/>
+        <w:sz w:val="20"/>
+      </w:rPr>
+    </w:lvl>
+    <w:lvl w:ilvl="7" w:tentative="1">
+      <w:start w:val="1"/>
+      <w:numFmt w:val="bullet"/>
+      <w:lvlText w:val=""/>
+      <w:lvlJc w:val="left"/>
+      <w:pPr>
+        <w:tabs>
+          <w:tab w:val="num" w:pos="5760"/>
+        </w:tabs>
+        <w:ind w:left="5760" w:hanging="360"/>
+      </w:pPr>
+      <w:rPr>
+        <w:rFonts w:ascii="Wingdings" w:hAnsi="Wingdings" w:hint="default"/>
+        <w:sz w:val="20"/>
+      </w:rPr>
+    </w:lvl>
+    <w:lvl w:ilvl="8" w:tentative="1">
+      <w:start w:val="1"/>
+      <w:numFmt w:val="bullet"/>
+      <w:lvlText w:val=""/>
+      <w:lvlJc w:val="left"/>
+      <w:pPr>
+        <w:tabs>
+          <w:tab w:val="num" w:pos="6480"/>
+        </w:tabs>
+        <w:ind w:left="6480" w:hanging="360"/>
+      </w:pPr>
+      <w:rPr>
+        <w:rFonts w:ascii="Wingdings" w:hAnsi="Wingdings" w:hint="default"/>
+        <w:sz w:val="20"/>
+      </w:rPr>
+    </w:lvl>
+  </w:abstractNum>
+  <w:abstractNum w:abstractNumId="9" w15:restartNumberingAfterBreak="0">
     <w:nsid w:val="56E428D0"/>
     <w:multiLevelType w:val="multilevel"/>
     <w:tmpl w:val="CA8CD0EA"/>
@@ -1088,7 +2729,7 @@
       </w:rPr>
     </w:lvl>
   </w:abstractNum>
-  <w:abstractNum w:abstractNumId="4" w15:restartNumberingAfterBreak="0">
+  <w:abstractNum w:abstractNumId="10" w15:restartNumberingAfterBreak="0">
     <w:nsid w:val="64666694"/>
     <w:multiLevelType w:val="multilevel"/>
     <w:tmpl w:val="FDE4B4A4"/>
@@ -1237,7 +2878,7 @@
       </w:rPr>
     </w:lvl>
   </w:abstractNum>
-  <w:abstractNum w:abstractNumId="5" w15:restartNumberingAfterBreak="0">
+  <w:abstractNum w:abstractNumId="11" w15:restartNumberingAfterBreak="0">
     <w:nsid w:val="70401770"/>
     <w:multiLevelType w:val="multilevel"/>
     <w:tmpl w:val="C64CF208"/>
@@ -1386,7 +3027,7 @@
       </w:rPr>
     </w:lvl>
   </w:abstractNum>
-  <w:abstractNum w:abstractNumId="6" w15:restartNumberingAfterBreak="0">
+  <w:abstractNum w:abstractNumId="12" w15:restartNumberingAfterBreak="0">
     <w:nsid w:val="7198209A"/>
     <w:multiLevelType w:val="multilevel"/>
     <w:tmpl w:val="C1265974"/>
@@ -1535,7 +3176,7 @@
       </w:rPr>
     </w:lvl>
   </w:abstractNum>
-  <w:abstractNum w:abstractNumId="7" w15:restartNumberingAfterBreak="0">
+  <w:abstractNum w:abstractNumId="13" w15:restartNumberingAfterBreak="0">
     <w:nsid w:val="75E06BB8"/>
     <w:multiLevelType w:val="multilevel"/>
     <w:tmpl w:val="857C65A4"/>
@@ -1684,29 +3325,503 @@
       </w:rPr>
     </w:lvl>
   </w:abstractNum>
+  <w:abstractNum w:abstractNumId="14" w15:restartNumberingAfterBreak="0">
+    <w:nsid w:val="785D54DC"/>
+    <w:multiLevelType w:val="multilevel"/>
+    <w:tmpl w:val="62D06186"/>
+    <w:lvl w:ilvl="0">
+      <w:start w:val="1"/>
+      <w:numFmt w:val="bullet"/>
+      <w:lvlText w:val=""/>
+      <w:lvlJc w:val="left"/>
+      <w:pPr>
+        <w:tabs>
+          <w:tab w:val="num" w:pos="720"/>
+        </w:tabs>
+        <w:ind w:left="720" w:hanging="360"/>
+      </w:pPr>
+      <w:rPr>
+        <w:rFonts w:ascii="Symbol" w:hAnsi="Symbol" w:hint="default"/>
+        <w:sz w:val="20"/>
+      </w:rPr>
+    </w:lvl>
+    <w:lvl w:ilvl="1" w:tentative="1">
+      <w:start w:val="1"/>
+      <w:numFmt w:val="bullet"/>
+      <w:lvlText w:val="o"/>
+      <w:lvlJc w:val="left"/>
+      <w:pPr>
+        <w:tabs>
+          <w:tab w:val="num" w:pos="1440"/>
+        </w:tabs>
+        <w:ind w:left="1440" w:hanging="360"/>
+      </w:pPr>
+      <w:rPr>
+        <w:rFonts w:ascii="Courier New" w:hAnsi="Courier New" w:hint="default"/>
+        <w:sz w:val="20"/>
+      </w:rPr>
+    </w:lvl>
+    <w:lvl w:ilvl="2" w:tentative="1">
+      <w:start w:val="1"/>
+      <w:numFmt w:val="bullet"/>
+      <w:lvlText w:val=""/>
+      <w:lvlJc w:val="left"/>
+      <w:pPr>
+        <w:tabs>
+          <w:tab w:val="num" w:pos="2160"/>
+        </w:tabs>
+        <w:ind w:left="2160" w:hanging="360"/>
+      </w:pPr>
+      <w:rPr>
+        <w:rFonts w:ascii="Wingdings" w:hAnsi="Wingdings" w:hint="default"/>
+        <w:sz w:val="20"/>
+      </w:rPr>
+    </w:lvl>
+    <w:lvl w:ilvl="3" w:tentative="1">
+      <w:start w:val="1"/>
+      <w:numFmt w:val="bullet"/>
+      <w:lvlText w:val=""/>
+      <w:lvlJc w:val="left"/>
+      <w:pPr>
+        <w:tabs>
+          <w:tab w:val="num" w:pos="2880"/>
+        </w:tabs>
+        <w:ind w:left="2880" w:hanging="360"/>
+      </w:pPr>
+      <w:rPr>
+        <w:rFonts w:ascii="Wingdings" w:hAnsi="Wingdings" w:hint="default"/>
+        <w:sz w:val="20"/>
+      </w:rPr>
+    </w:lvl>
+    <w:lvl w:ilvl="4" w:tentative="1">
+      <w:start w:val="1"/>
+      <w:numFmt w:val="bullet"/>
+      <w:lvlText w:val=""/>
+      <w:lvlJc w:val="left"/>
+      <w:pPr>
+        <w:tabs>
+          <w:tab w:val="num" w:pos="3600"/>
+        </w:tabs>
+        <w:ind w:left="3600" w:hanging="360"/>
+      </w:pPr>
+      <w:rPr>
+        <w:rFonts w:ascii="Wingdings" w:hAnsi="Wingdings" w:hint="default"/>
+        <w:sz w:val="20"/>
+      </w:rPr>
+    </w:lvl>
+    <w:lvl w:ilvl="5" w:tentative="1">
+      <w:start w:val="1"/>
+      <w:numFmt w:val="bullet"/>
+      <w:lvlText w:val=""/>
+      <w:lvlJc w:val="left"/>
+      <w:pPr>
+        <w:tabs>
+          <w:tab w:val="num" w:pos="4320"/>
+        </w:tabs>
+        <w:ind w:left="4320" w:hanging="360"/>
+      </w:pPr>
+      <w:rPr>
+        <w:rFonts w:ascii="Wingdings" w:hAnsi="Wingdings" w:hint="default"/>
+        <w:sz w:val="20"/>
+      </w:rPr>
+    </w:lvl>
+    <w:lvl w:ilvl="6" w:tentative="1">
+      <w:start w:val="1"/>
+      <w:numFmt w:val="bullet"/>
+      <w:lvlText w:val=""/>
+      <w:lvlJc w:val="left"/>
+      <w:pPr>
+        <w:tabs>
+          <w:tab w:val="num" w:pos="5040"/>
+        </w:tabs>
+        <w:ind w:left="5040" w:hanging="360"/>
+      </w:pPr>
+      <w:rPr>
+        <w:rFonts w:ascii="Wingdings" w:hAnsi="Wingdings" w:hint="default"/>
+        <w:sz w:val="20"/>
+      </w:rPr>
+    </w:lvl>
+    <w:lvl w:ilvl="7" w:tentative="1">
+      <w:start w:val="1"/>
+      <w:numFmt w:val="bullet"/>
+      <w:lvlText w:val=""/>
+      <w:lvlJc w:val="left"/>
+      <w:pPr>
+        <w:tabs>
+          <w:tab w:val="num" w:pos="5760"/>
+        </w:tabs>
+        <w:ind w:left="5760" w:hanging="360"/>
+      </w:pPr>
+      <w:rPr>
+        <w:rFonts w:ascii="Wingdings" w:hAnsi="Wingdings" w:hint="default"/>
+        <w:sz w:val="20"/>
+      </w:rPr>
+    </w:lvl>
+    <w:lvl w:ilvl="8" w:tentative="1">
+      <w:start w:val="1"/>
+      <w:numFmt w:val="bullet"/>
+      <w:lvlText w:val=""/>
+      <w:lvlJc w:val="left"/>
+      <w:pPr>
+        <w:tabs>
+          <w:tab w:val="num" w:pos="6480"/>
+        </w:tabs>
+        <w:ind w:left="6480" w:hanging="360"/>
+      </w:pPr>
+      <w:rPr>
+        <w:rFonts w:ascii="Wingdings" w:hAnsi="Wingdings" w:hint="default"/>
+        <w:sz w:val="20"/>
+      </w:rPr>
+    </w:lvl>
+  </w:abstractNum>
+  <w:abstractNum w:abstractNumId="15" w15:restartNumberingAfterBreak="0">
+    <w:nsid w:val="7B6E6E48"/>
+    <w:multiLevelType w:val="multilevel"/>
+    <w:tmpl w:val="1F127FE6"/>
+    <w:lvl w:ilvl="0">
+      <w:start w:val="1"/>
+      <w:numFmt w:val="bullet"/>
+      <w:lvlText w:val=""/>
+      <w:lvlJc w:val="left"/>
+      <w:pPr>
+        <w:tabs>
+          <w:tab w:val="num" w:pos="720"/>
+        </w:tabs>
+        <w:ind w:left="720" w:hanging="360"/>
+      </w:pPr>
+      <w:rPr>
+        <w:rFonts w:ascii="Symbol" w:hAnsi="Symbol" w:hint="default"/>
+        <w:sz w:val="20"/>
+      </w:rPr>
+    </w:lvl>
+    <w:lvl w:ilvl="1" w:tentative="1">
+      <w:start w:val="1"/>
+      <w:numFmt w:val="bullet"/>
+      <w:lvlText w:val="o"/>
+      <w:lvlJc w:val="left"/>
+      <w:pPr>
+        <w:tabs>
+          <w:tab w:val="num" w:pos="1440"/>
+        </w:tabs>
+        <w:ind w:left="1440" w:hanging="360"/>
+      </w:pPr>
+      <w:rPr>
+        <w:rFonts w:ascii="Courier New" w:hAnsi="Courier New" w:hint="default"/>
+        <w:sz w:val="20"/>
+      </w:rPr>
+    </w:lvl>
+    <w:lvl w:ilvl="2" w:tentative="1">
+      <w:start w:val="1"/>
+      <w:numFmt w:val="bullet"/>
+      <w:lvlText w:val=""/>
+      <w:lvlJc w:val="left"/>
+      <w:pPr>
+        <w:tabs>
+          <w:tab w:val="num" w:pos="2160"/>
+        </w:tabs>
+        <w:ind w:left="2160" w:hanging="360"/>
+      </w:pPr>
+      <w:rPr>
+        <w:rFonts w:ascii="Wingdings" w:hAnsi="Wingdings" w:hint="default"/>
+        <w:sz w:val="20"/>
+      </w:rPr>
+    </w:lvl>
+    <w:lvl w:ilvl="3" w:tentative="1">
+      <w:start w:val="1"/>
+      <w:numFmt w:val="bullet"/>
+      <w:lvlText w:val=""/>
+      <w:lvlJc w:val="left"/>
+      <w:pPr>
+        <w:tabs>
+          <w:tab w:val="num" w:pos="2880"/>
+        </w:tabs>
+        <w:ind w:left="2880" w:hanging="360"/>
+      </w:pPr>
+      <w:rPr>
+        <w:rFonts w:ascii="Wingdings" w:hAnsi="Wingdings" w:hint="default"/>
+        <w:sz w:val="20"/>
+      </w:rPr>
+    </w:lvl>
+    <w:lvl w:ilvl="4" w:tentative="1">
+      <w:start w:val="1"/>
+      <w:numFmt w:val="bullet"/>
+      <w:lvlText w:val=""/>
+      <w:lvlJc w:val="left"/>
+      <w:pPr>
+        <w:tabs>
+          <w:tab w:val="num" w:pos="3600"/>
+        </w:tabs>
+        <w:ind w:left="3600" w:hanging="360"/>
+      </w:pPr>
+      <w:rPr>
+        <w:rFonts w:ascii="Wingdings" w:hAnsi="Wingdings" w:hint="default"/>
+        <w:sz w:val="20"/>
+      </w:rPr>
+    </w:lvl>
+    <w:lvl w:ilvl="5" w:tentative="1">
+      <w:start w:val="1"/>
+      <w:numFmt w:val="bullet"/>
+      <w:lvlText w:val=""/>
+      <w:lvlJc w:val="left"/>
+      <w:pPr>
+        <w:tabs>
+          <w:tab w:val="num" w:pos="4320"/>
+        </w:tabs>
+        <w:ind w:left="4320" w:hanging="360"/>
+      </w:pPr>
+      <w:rPr>
+        <w:rFonts w:ascii="Wingdings" w:hAnsi="Wingdings" w:hint="default"/>
+        <w:sz w:val="20"/>
+      </w:rPr>
+    </w:lvl>
+    <w:lvl w:ilvl="6" w:tentative="1">
+      <w:start w:val="1"/>
+      <w:numFmt w:val="bullet"/>
+      <w:lvlText w:val=""/>
+      <w:lvlJc w:val="left"/>
+      <w:pPr>
+        <w:tabs>
+          <w:tab w:val="num" w:pos="5040"/>
+        </w:tabs>
+        <w:ind w:left="5040" w:hanging="360"/>
+      </w:pPr>
+      <w:rPr>
+        <w:rFonts w:ascii="Wingdings" w:hAnsi="Wingdings" w:hint="default"/>
+        <w:sz w:val="20"/>
+      </w:rPr>
+    </w:lvl>
+    <w:lvl w:ilvl="7" w:tentative="1">
+      <w:start w:val="1"/>
+      <w:numFmt w:val="bullet"/>
+      <w:lvlText w:val=""/>
+      <w:lvlJc w:val="left"/>
+      <w:pPr>
+        <w:tabs>
+          <w:tab w:val="num" w:pos="5760"/>
+        </w:tabs>
+        <w:ind w:left="5760" w:hanging="360"/>
+      </w:pPr>
+      <w:rPr>
+        <w:rFonts w:ascii="Wingdings" w:hAnsi="Wingdings" w:hint="default"/>
+        <w:sz w:val="20"/>
+      </w:rPr>
+    </w:lvl>
+    <w:lvl w:ilvl="8" w:tentative="1">
+      <w:start w:val="1"/>
+      <w:numFmt w:val="bullet"/>
+      <w:lvlText w:val=""/>
+      <w:lvlJc w:val="left"/>
+      <w:pPr>
+        <w:tabs>
+          <w:tab w:val="num" w:pos="6480"/>
+        </w:tabs>
+        <w:ind w:left="6480" w:hanging="360"/>
+      </w:pPr>
+      <w:rPr>
+        <w:rFonts w:ascii="Wingdings" w:hAnsi="Wingdings" w:hint="default"/>
+        <w:sz w:val="20"/>
+      </w:rPr>
+    </w:lvl>
+  </w:abstractNum>
+  <w:abstractNum w:abstractNumId="16" w15:restartNumberingAfterBreak="0">
+    <w:nsid w:val="7FB233FD"/>
+    <w:multiLevelType w:val="multilevel"/>
+    <w:tmpl w:val="7502411E"/>
+    <w:lvl w:ilvl="0">
+      <w:start w:val="1"/>
+      <w:numFmt w:val="bullet"/>
+      <w:lvlText w:val=""/>
+      <w:lvlJc w:val="left"/>
+      <w:pPr>
+        <w:tabs>
+          <w:tab w:val="num" w:pos="720"/>
+        </w:tabs>
+        <w:ind w:left="720" w:hanging="360"/>
+      </w:pPr>
+      <w:rPr>
+        <w:rFonts w:ascii="Symbol" w:hAnsi="Symbol" w:hint="default"/>
+        <w:sz w:val="20"/>
+      </w:rPr>
+    </w:lvl>
+    <w:lvl w:ilvl="1" w:tentative="1">
+      <w:start w:val="1"/>
+      <w:numFmt w:val="bullet"/>
+      <w:lvlText w:val="o"/>
+      <w:lvlJc w:val="left"/>
+      <w:pPr>
+        <w:tabs>
+          <w:tab w:val="num" w:pos="1440"/>
+        </w:tabs>
+        <w:ind w:left="1440" w:hanging="360"/>
+      </w:pPr>
+      <w:rPr>
+        <w:rFonts w:ascii="Courier New" w:hAnsi="Courier New" w:hint="default"/>
+        <w:sz w:val="20"/>
+      </w:rPr>
+    </w:lvl>
+    <w:lvl w:ilvl="2" w:tentative="1">
+      <w:start w:val="1"/>
+      <w:numFmt w:val="bullet"/>
+      <w:lvlText w:val=""/>
+      <w:lvlJc w:val="left"/>
+      <w:pPr>
+        <w:tabs>
+          <w:tab w:val="num" w:pos="2160"/>
+        </w:tabs>
+        <w:ind w:left="2160" w:hanging="360"/>
+      </w:pPr>
+      <w:rPr>
+        <w:rFonts w:ascii="Wingdings" w:hAnsi="Wingdings" w:hint="default"/>
+        <w:sz w:val="20"/>
+      </w:rPr>
+    </w:lvl>
+    <w:lvl w:ilvl="3" w:tentative="1">
+      <w:start w:val="1"/>
+      <w:numFmt w:val="bullet"/>
+      <w:lvlText w:val=""/>
+      <w:lvlJc w:val="left"/>
+      <w:pPr>
+        <w:tabs>
+          <w:tab w:val="num" w:pos="2880"/>
+        </w:tabs>
+        <w:ind w:left="2880" w:hanging="360"/>
+      </w:pPr>
+      <w:rPr>
+        <w:rFonts w:ascii="Wingdings" w:hAnsi="Wingdings" w:hint="default"/>
+        <w:sz w:val="20"/>
+      </w:rPr>
+    </w:lvl>
+    <w:lvl w:ilvl="4" w:tentative="1">
+      <w:start w:val="1"/>
+      <w:numFmt w:val="bullet"/>
+      <w:lvlText w:val=""/>
+      <w:lvlJc w:val="left"/>
+      <w:pPr>
+        <w:tabs>
+          <w:tab w:val="num" w:pos="3600"/>
+        </w:tabs>
+        <w:ind w:left="3600" w:hanging="360"/>
+      </w:pPr>
+      <w:rPr>
+        <w:rFonts w:ascii="Wingdings" w:hAnsi="Wingdings" w:hint="default"/>
+        <w:sz w:val="20"/>
+      </w:rPr>
+    </w:lvl>
+    <w:lvl w:ilvl="5" w:tentative="1">
+      <w:start w:val="1"/>
+      <w:numFmt w:val="bullet"/>
+      <w:lvlText w:val=""/>
+      <w:lvlJc w:val="left"/>
+      <w:pPr>
+        <w:tabs>
+          <w:tab w:val="num" w:pos="4320"/>
+        </w:tabs>
+        <w:ind w:left="4320" w:hanging="360"/>
+      </w:pPr>
+      <w:rPr>
+        <w:rFonts w:ascii="Wingdings" w:hAnsi="Wingdings" w:hint="default"/>
+        <w:sz w:val="20"/>
+      </w:rPr>
+    </w:lvl>
+    <w:lvl w:ilvl="6" w:tentative="1">
+      <w:start w:val="1"/>
+      <w:numFmt w:val="bullet"/>
+      <w:lvlText w:val=""/>
+      <w:lvlJc w:val="left"/>
+      <w:pPr>
+        <w:tabs>
+          <w:tab w:val="num" w:pos="5040"/>
+        </w:tabs>
+        <w:ind w:left="5040" w:hanging="360"/>
+      </w:pPr>
+      <w:rPr>
+        <w:rFonts w:ascii="Wingdings" w:hAnsi="Wingdings" w:hint="default"/>
+        <w:sz w:val="20"/>
+      </w:rPr>
+    </w:lvl>
+    <w:lvl w:ilvl="7" w:tentative="1">
+      <w:start w:val="1"/>
+      <w:numFmt w:val="bullet"/>
+      <w:lvlText w:val=""/>
+      <w:lvlJc w:val="left"/>
+      <w:pPr>
+        <w:tabs>
+          <w:tab w:val="num" w:pos="5760"/>
+        </w:tabs>
+        <w:ind w:left="5760" w:hanging="360"/>
+      </w:pPr>
+      <w:rPr>
+        <w:rFonts w:ascii="Wingdings" w:hAnsi="Wingdings" w:hint="default"/>
+        <w:sz w:val="20"/>
+      </w:rPr>
+    </w:lvl>
+    <w:lvl w:ilvl="8" w:tentative="1">
+      <w:start w:val="1"/>
+      <w:numFmt w:val="bullet"/>
+      <w:lvlText w:val=""/>
+      <w:lvlJc w:val="left"/>
+      <w:pPr>
+        <w:tabs>
+          <w:tab w:val="num" w:pos="6480"/>
+        </w:tabs>
+        <w:ind w:left="6480" w:hanging="360"/>
+      </w:pPr>
+      <w:rPr>
+        <w:rFonts w:ascii="Wingdings" w:hAnsi="Wingdings" w:hint="default"/>
+        <w:sz w:val="20"/>
+      </w:rPr>
+    </w:lvl>
+  </w:abstractNum>
   <w:num w:numId="1" w16cid:durableId="313721291">
+    <w:abstractNumId w:val="12"/>
+  </w:num>
+  <w:num w:numId="2" w16cid:durableId="1585409274">
+    <w:abstractNumId w:val="13"/>
+  </w:num>
+  <w:num w:numId="3" w16cid:durableId="201015616">
+    <w:abstractNumId w:val="9"/>
+  </w:num>
+  <w:num w:numId="4" w16cid:durableId="1308169456">
+    <w:abstractNumId w:val="10"/>
+  </w:num>
+  <w:num w:numId="5" w16cid:durableId="907958790">
+    <w:abstractNumId w:val="4"/>
+  </w:num>
+  <w:num w:numId="6" w16cid:durableId="1480610592">
+    <w:abstractNumId w:val="11"/>
+  </w:num>
+  <w:num w:numId="7" w16cid:durableId="979185963">
+    <w:abstractNumId w:val="7"/>
+  </w:num>
+  <w:num w:numId="8" w16cid:durableId="860821827">
+    <w:abstractNumId w:val="2"/>
+  </w:num>
+  <w:num w:numId="9" w16cid:durableId="817725134">
     <w:abstractNumId w:val="6"/>
   </w:num>
-  <w:num w:numId="2" w16cid:durableId="1585409274">
-    <w:abstractNumId w:val="7"/>
+  <w:num w:numId="10" w16cid:durableId="916942265">
+    <w:abstractNumId w:val="0"/>
   </w:num>
-  <w:num w:numId="3" w16cid:durableId="201015616">
+  <w:num w:numId="11" w16cid:durableId="789469577">
     <w:abstractNumId w:val="3"/>
   </w:num>
-  <w:num w:numId="4" w16cid:durableId="1308169456">
-    <w:abstractNumId w:val="4"/>
+  <w:num w:numId="12" w16cid:durableId="1793091566">
+    <w:abstractNumId w:val="5"/>
   </w:num>
-  <w:num w:numId="5" w16cid:durableId="907958790">
+  <w:num w:numId="13" w16cid:durableId="429399818">
+    <w:abstractNumId w:val="15"/>
+  </w:num>
+  <w:num w:numId="14" w16cid:durableId="1789664197">
+    <w:abstractNumId w:val="14"/>
+  </w:num>
+  <w:num w:numId="15" w16cid:durableId="1335960560">
     <w:abstractNumId w:val="1"/>
   </w:num>
-  <w:num w:numId="6" w16cid:durableId="1480610592">
-    <w:abstractNumId w:val="5"/>
+  <w:num w:numId="16" w16cid:durableId="234976223">
+    <w:abstractNumId w:val="8"/>
   </w:num>
-  <w:num w:numId="7" w16cid:durableId="979185963">
-    <w:abstractNumId w:val="2"/>
-  </w:num>
-  <w:num w:numId="8" w16cid:durableId="860821827">
-    <w:abstractNumId w:val="0"/>
+  <w:num w:numId="17" w16cid:durableId="1331328034">
+    <w:abstractNumId w:val="16"/>
   </w:num>
 </w:numbering>
 </file>

--- a/Report Testing.docx
+++ b/Report Testing.docx
@@ -718,7 +718,16 @@
           <w:sz w:val="22"/>
           <w:szCs w:val="22"/>
         </w:rPr>
-        <w:t>: Verifies successful token issuance and decoding.</w:t>
+        <w:t xml:space="preserve">: Verifies successful </w:t>
+      </w:r>
+      <w:r>
+        <w:rPr>
+          <w:rFonts w:ascii="Times New Roman" w:hAnsi="Times New Roman" w:cs="Times New Roman"/>
+          <w:sz w:val="22"/>
+          <w:szCs w:val="22"/>
+        </w:rPr>
+        <w:lastRenderedPageBreak/>
+        <w:t>token issuance and decoding.</w:t>
       </w:r>
     </w:p>
     <w:p>
@@ -870,7 +879,6 @@
           <w:sz w:val="22"/>
           <w:szCs w:val="22"/>
         </w:rPr>
-        <w:lastRenderedPageBreak/>
         <w:t>test_current_uses_earliest_forecast</w:t>
       </w:r>
       <w:proofErr w:type="spellEnd"/>
@@ -1011,31 +1019,7 @@
           <w:sz w:val="22"/>
           <w:szCs w:val="22"/>
         </w:rPr>
-        <w:t>test_journey_service_matrix.py (</w:t>
-      </w:r>
-      <w:r>
-        <w:rPr>
-          <w:rFonts w:ascii="Times New Roman" w:hAnsi="Times New Roman" w:cs="Times New Roman"/>
-          <w:sz w:val="22"/>
-          <w:szCs w:val="22"/>
-        </w:rPr>
-        <w:t>Google Maps Client</w:t>
-      </w:r>
-      <w:r>
-        <w:rPr>
-          <w:rFonts w:ascii="Times New Roman" w:hAnsi="Times New Roman" w:cs="Times New Roman"/>
-          <w:sz w:val="22"/>
-          <w:szCs w:val="22"/>
-        </w:rPr>
-        <w:t>)</w:t>
-      </w:r>
-      <w:r>
-        <w:rPr>
-          <w:rFonts w:ascii="Times New Roman" w:hAnsi="Times New Roman" w:cs="Times New Roman"/>
-          <w:sz w:val="22"/>
-          <w:szCs w:val="22"/>
-        </w:rPr>
-        <w:t>: Mocked routing APIs to validate our "walk-cycle-walk" multi-segment algorithms offline.</w:t>
+        <w:t>test_journey_service_matrix.py (Google Maps Client): Mocked routing APIs to validate our "walk-cycle-walk" multi-segment algorithms offline.</w:t>
       </w:r>
     </w:p>
     <w:p>
@@ -1058,15 +1042,7 @@
           <w:sz w:val="22"/>
           <w:szCs w:val="22"/>
         </w:rPr>
-        <w:t>test_chat_service_llm.py</w:t>
-      </w:r>
-      <w:r>
-        <w:rPr>
-          <w:rFonts w:ascii="Times New Roman" w:hAnsi="Times New Roman" w:cs="Times New Roman"/>
-          <w:sz w:val="22"/>
-          <w:szCs w:val="22"/>
-        </w:rPr>
-        <w:t xml:space="preserve"> (</w:t>
+        <w:t>test_chat_service_llm.py (</w:t>
       </w:r>
       <w:proofErr w:type="spellStart"/>
       <w:r>
@@ -1084,23 +1060,7 @@
           <w:sz w:val="22"/>
           <w:szCs w:val="22"/>
         </w:rPr>
-        <w:t xml:space="preserve"> LLM</w:t>
-      </w:r>
-      <w:r>
-        <w:rPr>
-          <w:rFonts w:ascii="Times New Roman" w:hAnsi="Times New Roman" w:cs="Times New Roman"/>
-          <w:sz w:val="22"/>
-          <w:szCs w:val="22"/>
-        </w:rPr>
-        <w:t>)</w:t>
-      </w:r>
-      <w:r>
-        <w:rPr>
-          <w:rFonts w:ascii="Times New Roman" w:hAnsi="Times New Roman" w:cs="Times New Roman"/>
-          <w:sz w:val="22"/>
-          <w:szCs w:val="22"/>
-        </w:rPr>
-        <w:t>: Stubbed AI interactions to verify stateful chat memory and prompt injection logic without incurring live inference latency.</w:t>
+        <w:t xml:space="preserve"> LLM): Stubbed AI interactions to verify stateful chat memory and prompt injection logic without incurring live inference latency.</w:t>
       </w:r>
     </w:p>
     <w:p>
@@ -1123,39 +1083,7 @@
           <w:sz w:val="22"/>
           <w:szCs w:val="22"/>
         </w:rPr>
-        <w:t>test_email_utils.py</w:t>
-      </w:r>
-      <w:r>
-        <w:rPr>
-          <w:rFonts w:ascii="Times New Roman" w:hAnsi="Times New Roman" w:cs="Times New Roman"/>
-          <w:sz w:val="22"/>
-          <w:szCs w:val="22"/>
-        </w:rPr>
-        <w:t xml:space="preserve"> (</w:t>
-      </w:r>
-      <w:r>
-        <w:rPr>
-          <w:rFonts w:ascii="Times New Roman" w:hAnsi="Times New Roman" w:cs="Times New Roman"/>
-          <w:sz w:val="22"/>
-          <w:szCs w:val="22"/>
-        </w:rPr>
-        <w:t>SMTP Email Configuration</w:t>
-      </w:r>
-      <w:r>
-        <w:rPr>
-          <w:rFonts w:ascii="Times New Roman" w:hAnsi="Times New Roman" w:cs="Times New Roman"/>
-          <w:sz w:val="22"/>
-          <w:szCs w:val="22"/>
-        </w:rPr>
-        <w:t>)</w:t>
-      </w:r>
-      <w:r>
-        <w:rPr>
-          <w:rFonts w:ascii="Times New Roman" w:hAnsi="Times New Roman" w:cs="Times New Roman"/>
-          <w:sz w:val="22"/>
-          <w:szCs w:val="22"/>
-        </w:rPr>
-        <w:t>: Suppressed external network calls for email verification by utilizing Flask's MAIL_SUPPRESS_SEND=True setting.</w:t>
+        <w:t>test_email_utils.py (SMTP Email Configuration): Suppressed external network calls for email verification by utilizing Flask's MAIL_SUPPRESS_SEND=True setting.</w:t>
       </w:r>
     </w:p>
     <w:p>
@@ -1163,7 +1091,7 @@
         <w:spacing w:line="240" w:lineRule="auto"/>
         <w:contextualSpacing/>
         <w:rPr>
-          <w:rFonts w:ascii="Times New Roman" w:hAnsi="Times New Roman" w:cs="Times New Roman" w:hint="eastAsia"/>
+          <w:rFonts w:ascii="Times New Roman" w:hAnsi="Times New Roman" w:cs="Times New Roman"/>
           <w:sz w:val="22"/>
           <w:szCs w:val="22"/>
         </w:rPr>
@@ -1229,7 +1157,7 @@
     </w:p>
     <w:sectPr>
       <w:pgSz w:w="11906" w:h="16838"/>
-      <w:pgMar w:top="720" w:right="720" w:bottom="720" w:left="720" w:header="851" w:footer="992" w:gutter="0"/>
+      <w:pgMar w:top="1440" w:right="1800" w:bottom="1440" w:left="1800" w:header="851" w:footer="992" w:gutter="0"/>
       <w:cols w:space="425"/>
       <w:docGrid w:type="lines" w:linePitch="360"/>
     </w:sectPr>
@@ -4431,6 +4359,7 @@
   <w:style w:type="character" w:default="1" w:styleId="a0">
     <w:name w:val="Default Paragraph Font"/>
     <w:uiPriority w:val="1"/>
+    <w:semiHidden/>
     <w:unhideWhenUsed/>
   </w:style>
   <w:style w:type="table" w:default="1" w:styleId="a1">
